--- a/deliverables/PREA_Supervisor_Field_Card.docx
+++ b/deliverables/PREA_Supervisor_Field_Card.docx
@@ -3606,6 +3606,1712 @@
                 <w:szCs w:val="24"/>
               </w:rPr>
               <w:t xml:space="preserve">.</w:t>
+            </w:r>
+          </w:p>
+        </w:tc>
+      </w:tr>
+    </w:tbl>
+    <w:p>
+      <w:r>
+        <w:br w:type="page"/>
+      </w:r>
+    </w:p>
+    <w:p>
+      <w:pPr>
+        <w:pStyle w:val="Heading1"/>
+      </w:pPr>
+      <w:r>
+        <w:t xml:space="preserve">Who does what, and where you stop</w:t>
+      </w:r>
+    </w:p>
+    <w:p>
+      <w:pPr>
+        <w:spacing w:after="120" w:line="276"/>
+      </w:pPr>
+      <w:r>
+        <w:rPr>
+          <w:b w:val="false"/>
+          <w:bCs w:val="false"/>
+          <w:i w:val="false"/>
+          <w:iCs w:val="false"/>
+          <w:color w:val="1A1A1A"/>
+          <w:sz w:val="24"/>
+          <w:szCs w:val="24"/>
+        </w:rPr>
+        <w:t xml:space="preserve">Classification and protection are yours. Fact finding is not. The distinction matters most in the middle of the chart, tiers 2 through 5, where there is no criminal callout and it feels like nobody else is coming. Somebody else is supposed to be coming. Read the decision note at the end of this section, because the department has not yet said who.</w:t>
+      </w:r>
+    </w:p>
+    <w:tbl>
+      <w:tblPr>
+        <w:tblW w:type="dxa" w:w="10080"/>
+        <w:tblBorders>
+          <w:top w:val="single" w:color="BFBFBF" w:sz="2"/>
+          <w:left w:val="single" w:color="BFBFBF" w:sz="2"/>
+          <w:bottom w:val="single" w:color="BFBFBF" w:sz="2"/>
+          <w:right w:val="single" w:color="BFBFBF" w:sz="2"/>
+          <w:insideH w:val="single" w:color="BFBFBF" w:sz="2"/>
+          <w:insideV w:val="single" w:color="BFBFBF" w:sz="2"/>
+        </w:tblBorders>
+      </w:tblPr>
+      <w:tblGrid>
+        <w:gridCol w:w="2600"/>
+        <w:gridCol w:w="3740"/>
+        <w:gridCol w:w="3740"/>
+      </w:tblGrid>
+      <w:tr>
+        <w:trPr>
+          <w:tblHeader/>
+        </w:trPr>
+        <w:tc>
+          <w:tcPr>
+            <w:tcW w:type="dxa" w:w="2600"/>
+            <w:shd w:fill="EDEDED" w:color="auto" w:val="clear"/>
+            <w:tcMar>
+              <w:top w:type="dxa" w:w="60"/>
+              <w:left w:type="dxa" w:w="100"/>
+              <w:bottom w:type="dxa" w:w="60"/>
+              <w:right w:type="dxa" w:w="100"/>
+            </w:tcMar>
+          </w:tcPr>
+          <w:p>
+            <w:pPr>
+              <w:spacing w:after="40" w:before="40" w:line="240"/>
+            </w:pPr>
+            <w:r>
+              <w:rPr>
+                <w:b w:val="false"/>
+                <w:bCs w:val="false"/>
+                <w:i w:val="false"/>
+                <w:iCs w:val="false"/>
+                <w:color w:val="1A1A1A"/>
+                <w:sz w:val="24"/>
+                <w:szCs w:val="24"/>
+              </w:rPr>
+              <w:t xml:space="preserve">Role</w:t>
+            </w:r>
+          </w:p>
+        </w:tc>
+        <w:tc>
+          <w:tcPr>
+            <w:tcW w:type="dxa" w:w="3740"/>
+            <w:shd w:fill="EDEDED" w:color="auto" w:val="clear"/>
+            <w:tcMar>
+              <w:top w:type="dxa" w:w="60"/>
+              <w:left w:type="dxa" w:w="100"/>
+              <w:bottom w:type="dxa" w:w="60"/>
+              <w:right w:type="dxa" w:w="100"/>
+            </w:tcMar>
+          </w:tcPr>
+          <w:p>
+            <w:pPr>
+              <w:spacing w:after="40" w:before="40" w:line="240"/>
+            </w:pPr>
+            <w:r>
+              <w:rPr>
+                <w:b w:val="false"/>
+                <w:bCs w:val="false"/>
+                <w:i w:val="false"/>
+                <w:iCs w:val="false"/>
+                <w:color w:val="1A1A1A"/>
+                <w:sz w:val="24"/>
+                <w:szCs w:val="24"/>
+              </w:rPr>
+              <w:t xml:space="preserve">Does</w:t>
+            </w:r>
+          </w:p>
+        </w:tc>
+        <w:tc>
+          <w:tcPr>
+            <w:tcW w:type="dxa" w:w="3740"/>
+            <w:shd w:fill="EDEDED" w:color="auto" w:val="clear"/>
+            <w:tcMar>
+              <w:top w:type="dxa" w:w="60"/>
+              <w:left w:type="dxa" w:w="100"/>
+              <w:bottom w:type="dxa" w:w="60"/>
+              <w:right w:type="dxa" w:w="100"/>
+            </w:tcMar>
+          </w:tcPr>
+          <w:p>
+            <w:pPr>
+              <w:spacing w:after="40" w:before="40" w:line="240"/>
+            </w:pPr>
+            <w:r>
+              <w:rPr>
+                <w:b w:val="false"/>
+                <w:bCs w:val="false"/>
+                <w:i w:val="false"/>
+                <w:iCs w:val="false"/>
+                <w:color w:val="1A1A1A"/>
+                <w:sz w:val="24"/>
+                <w:szCs w:val="24"/>
+              </w:rPr>
+              <w:t xml:space="preserve">Does not</w:t>
+            </w:r>
+          </w:p>
+        </w:tc>
+      </w:tr>
+      <w:tr>
+        <w:tc>
+          <w:tcPr>
+            <w:tcW w:type="dxa" w:w="2600"/>
+            <w:tcMar>
+              <w:top w:type="dxa" w:w="60"/>
+              <w:left w:type="dxa" w:w="100"/>
+              <w:bottom w:type="dxa" w:w="60"/>
+              <w:right w:type="dxa" w:w="100"/>
+            </w:tcMar>
+          </w:tcPr>
+          <w:p>
+            <w:pPr>
+              <w:spacing w:after="40" w:before="40" w:line="240"/>
+            </w:pPr>
+            <w:r>
+              <w:rPr>
+                <w:b w:val="false"/>
+                <w:bCs w:val="false"/>
+                <w:i w:val="false"/>
+                <w:iCs w:val="false"/>
+                <w:color w:val="1A1A1A"/>
+                <w:sz w:val="24"/>
+                <w:szCs w:val="24"/>
+              </w:rPr>
+              <w:t xml:space="preserve"/>
+            </w:r>
+            <w:r>
+              <w:rPr>
+                <w:b/>
+                <w:bCs/>
+                <w:i w:val="false"/>
+                <w:iCs w:val="false"/>
+                <w:color w:val="1A1A1A"/>
+                <w:sz w:val="24"/>
+                <w:szCs w:val="24"/>
+              </w:rPr>
+              <w:t xml:space="preserve">Line staff</w:t>
+            </w:r>
+            <w:r>
+              <w:rPr>
+                <w:b w:val="false"/>
+                <w:bCs w:val="false"/>
+                <w:i w:val="false"/>
+                <w:iCs w:val="false"/>
+                <w:color w:val="1A1A1A"/>
+                <w:sz w:val="24"/>
+                <w:szCs w:val="24"/>
+              </w:rPr>
+              <w:t xml:space="preserve">, whoever learns of it first</w:t>
+            </w:r>
+          </w:p>
+        </w:tc>
+        <w:tc>
+          <w:tcPr>
+            <w:tcW w:type="dxa" w:w="3740"/>
+            <w:tcMar>
+              <w:top w:type="dxa" w:w="60"/>
+              <w:left w:type="dxa" w:w="100"/>
+              <w:bottom w:type="dxa" w:w="60"/>
+              <w:right w:type="dxa" w:w="100"/>
+            </w:tcMar>
+          </w:tcPr>
+          <w:p>
+            <w:pPr>
+              <w:spacing w:after="40" w:before="40" w:line="240"/>
+            </w:pPr>
+            <w:r>
+              <w:rPr>
+                <w:b w:val="false"/>
+                <w:bCs w:val="false"/>
+                <w:i w:val="false"/>
+                <w:iCs w:val="false"/>
+                <w:color w:val="1A1A1A"/>
+                <w:sz w:val="24"/>
+                <w:szCs w:val="24"/>
+              </w:rPr>
+              <w:t xml:space="preserve">Reports to the Duty Supervisor </w:t>
+            </w:r>
+            <w:r>
+              <w:rPr>
+                <w:b/>
+                <w:bCs/>
+                <w:i w:val="false"/>
+                <w:iCs w:val="false"/>
+                <w:color w:val="1A1A1A"/>
+                <w:sz w:val="24"/>
+                <w:szCs w:val="24"/>
+              </w:rPr>
+              <w:t xml:space="preserve">immediately</w:t>
+            </w:r>
+            <w:r>
+              <w:rPr>
+                <w:b w:val="false"/>
+                <w:bCs w:val="false"/>
+                <w:i w:val="false"/>
+                <w:iCs w:val="false"/>
+                <w:color w:val="1A1A1A"/>
+                <w:sz w:val="24"/>
+                <w:szCs w:val="24"/>
+              </w:rPr>
+              <w:t xml:space="preserve">. Separates the youth. Preserves the scene and the clothing. Writes the incident report with </w:t>
+            </w:r>
+            <w:r>
+              <w:rPr>
+                <w:b/>
+                <w:bCs/>
+                <w:i w:val="false"/>
+                <w:iCs w:val="false"/>
+                <w:color w:val="1A1A1A"/>
+                <w:sz w:val="24"/>
+                <w:szCs w:val="24"/>
+              </w:rPr>
+              <w:t xml:space="preserve">the words used verbatim</w:t>
+            </w:r>
+            <w:r>
+              <w:rPr>
+                <w:b w:val="false"/>
+                <w:bCs w:val="false"/>
+                <w:i w:val="false"/>
+                <w:iCs w:val="false"/>
+                <w:color w:val="1A1A1A"/>
+                <w:sz w:val="24"/>
+                <w:szCs w:val="24"/>
+              </w:rPr>
+              <w:t xml:space="preserve">. Makes their own CANRA report if they formed the suspicion.</w:t>
+            </w:r>
+          </w:p>
+        </w:tc>
+        <w:tc>
+          <w:tcPr>
+            <w:tcW w:type="dxa" w:w="3740"/>
+            <w:tcMar>
+              <w:top w:type="dxa" w:w="60"/>
+              <w:left w:type="dxa" w:w="100"/>
+              <w:bottom w:type="dxa" w:w="60"/>
+              <w:right w:type="dxa" w:w="100"/>
+            </w:tcMar>
+          </w:tcPr>
+          <w:p>
+            <w:pPr>
+              <w:spacing w:after="40" w:before="40" w:line="240"/>
+            </w:pPr>
+            <w:r>
+              <w:rPr>
+                <w:b w:val="false"/>
+                <w:bCs w:val="false"/>
+                <w:i w:val="false"/>
+                <w:iCs w:val="false"/>
+                <w:color w:val="1A1A1A"/>
+                <w:sz w:val="24"/>
+                <w:szCs w:val="24"/>
+              </w:rPr>
+              <w:t xml:space="preserve">Does not interview anyone. Does not decide whether it is PREA. Does not wait to be asked.</w:t>
+            </w:r>
+          </w:p>
+        </w:tc>
+      </w:tr>
+      <w:tr>
+        <w:tc>
+          <w:tcPr>
+            <w:tcW w:type="dxa" w:w="2600"/>
+            <w:tcMar>
+              <w:top w:type="dxa" w:w="60"/>
+              <w:left w:type="dxa" w:w="100"/>
+              <w:bottom w:type="dxa" w:w="60"/>
+              <w:right w:type="dxa" w:w="100"/>
+            </w:tcMar>
+          </w:tcPr>
+          <w:p>
+            <w:pPr>
+              <w:spacing w:after="40" w:before="40" w:line="240"/>
+            </w:pPr>
+            <w:r>
+              <w:rPr>
+                <w:b w:val="false"/>
+                <w:bCs w:val="false"/>
+                <w:i w:val="false"/>
+                <w:iCs w:val="false"/>
+                <w:color w:val="1A1A1A"/>
+                <w:sz w:val="24"/>
+                <w:szCs w:val="24"/>
+              </w:rPr>
+              <w:t xml:space="preserve"/>
+            </w:r>
+            <w:r>
+              <w:rPr>
+                <w:b/>
+                <w:bCs/>
+                <w:i w:val="false"/>
+                <w:iCs w:val="false"/>
+                <w:color w:val="1A1A1A"/>
+                <w:sz w:val="24"/>
+                <w:szCs w:val="24"/>
+              </w:rPr>
+              <w:t xml:space="preserve">Duty Supervisor</w:t>
+            </w:r>
+            <w:r>
+              <w:rPr>
+                <w:b w:val="false"/>
+                <w:bCs w:val="false"/>
+                <w:i w:val="false"/>
+                <w:iCs w:val="false"/>
+                <w:color w:val="1A1A1A"/>
+                <w:sz w:val="24"/>
+                <w:szCs w:val="24"/>
+              </w:rPr>
+              <w:t xml:space="preserve">, you</w:t>
+            </w:r>
+          </w:p>
+        </w:tc>
+        <w:tc>
+          <w:tcPr>
+            <w:tcW w:type="dxa" w:w="3740"/>
+            <w:tcMar>
+              <w:top w:type="dxa" w:w="60"/>
+              <w:left w:type="dxa" w:w="100"/>
+              <w:bottom w:type="dxa" w:w="60"/>
+              <w:right w:type="dxa" w:w="100"/>
+            </w:tcMar>
+          </w:tcPr>
+          <w:p>
+            <w:pPr>
+              <w:spacing w:after="40" w:before="40" w:line="240"/>
+            </w:pPr>
+            <w:r>
+              <w:rPr>
+                <w:b w:val="false"/>
+                <w:bCs w:val="false"/>
+                <w:i w:val="false"/>
+                <w:iCs w:val="false"/>
+                <w:color w:val="1A1A1A"/>
+                <w:sz w:val="24"/>
+                <w:szCs w:val="24"/>
+              </w:rPr>
+              <w:t xml:space="preserve">Classifies the incident against the tier chart. Protects: separation, housing, the 115.362 call. Preserves evidence and video. Notifies out. Documents and hands off.</w:t>
+            </w:r>
+          </w:p>
+        </w:tc>
+        <w:tc>
+          <w:tcPr>
+            <w:tcW w:type="dxa" w:w="3740"/>
+            <w:tcMar>
+              <w:top w:type="dxa" w:w="60"/>
+              <w:left w:type="dxa" w:w="100"/>
+              <w:bottom w:type="dxa" w:w="60"/>
+              <w:right w:type="dxa" w:w="100"/>
+            </w:tcMar>
+          </w:tcPr>
+          <w:p>
+            <w:pPr>
+              <w:spacing w:after="40" w:before="40" w:line="240"/>
+            </w:pPr>
+            <w:r>
+              <w:rPr>
+                <w:b w:val="false"/>
+                <w:bCs w:val="false"/>
+                <w:i w:val="false"/>
+                <w:iCs w:val="false"/>
+                <w:color w:val="1A1A1A"/>
+                <w:sz w:val="24"/>
+                <w:szCs w:val="24"/>
+              </w:rPr>
+              <w:t xml:space="preserve"/>
+            </w:r>
+            <w:r>
+              <w:rPr>
+                <w:b/>
+                <w:bCs/>
+                <w:i w:val="false"/>
+                <w:iCs w:val="false"/>
+                <w:color w:val="1A1A1A"/>
+                <w:sz w:val="24"/>
+                <w:szCs w:val="24"/>
+              </w:rPr>
+              <w:t xml:space="preserve">Does not conduct the fact finding.</w:t>
+            </w:r>
+            <w:r>
+              <w:rPr>
+                <w:b w:val="false"/>
+                <w:bCs w:val="false"/>
+                <w:i w:val="false"/>
+                <w:iCs w:val="false"/>
+                <w:color w:val="1A1A1A"/>
+                <w:sz w:val="24"/>
+                <w:szCs w:val="24"/>
+              </w:rPr>
+              <w:t xml:space="preserve"> Does not interview witnesses to test whether the allegation is true. Does not identify residents who asked to stay anonymous. Does not decide the case.</w:t>
+            </w:r>
+          </w:p>
+        </w:tc>
+      </w:tr>
+      <w:tr>
+        <w:tc>
+          <w:tcPr>
+            <w:tcW w:type="dxa" w:w="2600"/>
+            <w:tcMar>
+              <w:top w:type="dxa" w:w="60"/>
+              <w:left w:type="dxa" w:w="100"/>
+              <w:bottom w:type="dxa" w:w="60"/>
+              <w:right w:type="dxa" w:w="100"/>
+            </w:tcMar>
+          </w:tcPr>
+          <w:p>
+            <w:pPr>
+              <w:spacing w:after="40" w:before="40" w:line="240"/>
+            </w:pPr>
+            <w:r>
+              <w:rPr>
+                <w:b w:val="false"/>
+                <w:bCs w:val="false"/>
+                <w:i w:val="false"/>
+                <w:iCs w:val="false"/>
+                <w:color w:val="1A1A1A"/>
+                <w:sz w:val="24"/>
+                <w:szCs w:val="24"/>
+              </w:rPr>
+              <w:t xml:space="preserve"/>
+            </w:r>
+            <w:r>
+              <w:rPr>
+                <w:b/>
+                <w:bCs/>
+                <w:i w:val="false"/>
+                <w:iCs w:val="false"/>
+                <w:color w:val="1A1A1A"/>
+                <w:sz w:val="24"/>
+                <w:szCs w:val="24"/>
+              </w:rPr>
+              <w:t xml:space="preserve">Administrative investigator</w:t>
+            </w:r>
+            <w:r>
+              <w:rPr>
+                <w:b w:val="false"/>
+                <w:bCs w:val="false"/>
+                <w:i w:val="false"/>
+                <w:iCs w:val="false"/>
+                <w:color w:val="1A1A1A"/>
+                <w:sz w:val="24"/>
+                <w:szCs w:val="24"/>
+              </w:rPr>
+              <w:t xml:space="preserve"> for youth-on-youth</w:t>
+            </w:r>
+          </w:p>
+        </w:tc>
+        <w:tc>
+          <w:tcPr>
+            <w:tcW w:type="dxa" w:w="3740"/>
+            <w:tcMar>
+              <w:top w:type="dxa" w:w="60"/>
+              <w:left w:type="dxa" w:w="100"/>
+              <w:bottom w:type="dxa" w:w="60"/>
+              <w:right w:type="dxa" w:w="100"/>
+            </w:tcMar>
+          </w:tcPr>
+          <w:p>
+            <w:pPr>
+              <w:spacing w:after="40" w:before="40" w:line="240"/>
+            </w:pPr>
+            <w:r>
+              <w:rPr>
+                <w:b w:val="false"/>
+                <w:bCs w:val="false"/>
+                <w:i w:val="false"/>
+                <w:iCs w:val="false"/>
+                <w:color w:val="1A1A1A"/>
+                <w:sz w:val="24"/>
+                <w:szCs w:val="24"/>
+              </w:rPr>
+              <w:t xml:space="preserve">Conducts the 115.371(a) administrative investigation. Trained under 115.334. Interviews with the advocate rights attached. Reaches substantiated, unsubstantiated or unfounded.</w:t>
+            </w:r>
+          </w:p>
+        </w:tc>
+        <w:tc>
+          <w:tcPr>
+            <w:tcW w:type="dxa" w:w="3740"/>
+            <w:shd w:fill="F7DDDD" w:color="auto" w:val="clear"/>
+            <w:tcMar>
+              <w:top w:type="dxa" w:w="60"/>
+              <w:left w:type="dxa" w:w="100"/>
+              <w:bottom w:type="dxa" w:w="60"/>
+              <w:right w:type="dxa" w:w="100"/>
+            </w:tcMar>
+          </w:tcPr>
+          <w:p>
+            <w:pPr>
+              <w:spacing w:after="40" w:before="40" w:line="240"/>
+            </w:pPr>
+            <w:r>
+              <w:rPr>
+                <w:b w:val="false"/>
+                <w:bCs w:val="false"/>
+                <w:i w:val="false"/>
+                <w:iCs w:val="false"/>
+                <w:color w:val="1A1A1A"/>
+                <w:sz w:val="24"/>
+                <w:szCs w:val="24"/>
+              </w:rPr>
+              <w:t xml:space="preserve"/>
+            </w:r>
+            <w:r>
+              <w:rPr>
+                <w:b/>
+                <w:bCs/>
+                <w:i w:val="false"/>
+                <w:iCs w:val="false"/>
+                <w:color w:val="1A1A1A"/>
+                <w:sz w:val="24"/>
+                <w:szCs w:val="24"/>
+              </w:rPr>
+              <w:t xml:space="preserve">NOT CURRENTLY DESIGNATED. This is the hole.</w:t>
+            </w:r>
+            <w:r>
+              <w:rPr>
+                <w:b w:val="false"/>
+                <w:bCs w:val="false"/>
+                <w:i w:val="false"/>
+                <w:iCs w:val="false"/>
+                <w:color w:val="1A1A1A"/>
+                <w:sz w:val="24"/>
+                <w:szCs w:val="24"/>
+              </w:rPr>
+              <w:t xml:space="preserve"> See the decision note below.</w:t>
+            </w:r>
+          </w:p>
+        </w:tc>
+      </w:tr>
+      <w:tr>
+        <w:tc>
+          <w:tcPr>
+            <w:tcW w:type="dxa" w:w="2600"/>
+            <w:tcMar>
+              <w:top w:type="dxa" w:w="60"/>
+              <w:left w:type="dxa" w:w="100"/>
+              <w:bottom w:type="dxa" w:w="60"/>
+              <w:right w:type="dxa" w:w="100"/>
+            </w:tcMar>
+          </w:tcPr>
+          <w:p>
+            <w:pPr>
+              <w:spacing w:after="40" w:before="40" w:line="240"/>
+            </w:pPr>
+            <w:r>
+              <w:rPr>
+                <w:b w:val="false"/>
+                <w:bCs w:val="false"/>
+                <w:i w:val="false"/>
+                <w:iCs w:val="false"/>
+                <w:color w:val="1A1A1A"/>
+                <w:sz w:val="24"/>
+                <w:szCs w:val="24"/>
+              </w:rPr>
+              <w:t xml:space="preserve"/>
+            </w:r>
+            <w:r>
+              <w:rPr>
+                <w:b/>
+                <w:bCs/>
+                <w:i w:val="false"/>
+                <w:iCs w:val="false"/>
+                <w:color w:val="1A1A1A"/>
+                <w:sz w:val="24"/>
+                <w:szCs w:val="24"/>
+              </w:rPr>
+              <w:t xml:space="preserve">Internal Affairs</w:t>
+            </w:r>
+            <w:r>
+              <w:rPr>
+                <w:b w:val="false"/>
+                <w:bCs w:val="false"/>
+                <w:i w:val="false"/>
+                <w:iCs w:val="false"/>
+                <w:color w:val="1A1A1A"/>
+                <w:sz w:val="24"/>
+                <w:szCs w:val="24"/>
+              </w:rPr>
+              <w:t xml:space="preserve"/>
+            </w:r>
+          </w:p>
+        </w:tc>
+        <w:tc>
+          <w:tcPr>
+            <w:tcW w:type="dxa" w:w="3740"/>
+            <w:tcMar>
+              <w:top w:type="dxa" w:w="60"/>
+              <w:left w:type="dxa" w:w="100"/>
+              <w:bottom w:type="dxa" w:w="60"/>
+              <w:right w:type="dxa" w:w="100"/>
+            </w:tcMar>
+          </w:tcPr>
+          <w:p>
+            <w:pPr>
+              <w:spacing w:after="40" w:before="40" w:line="240"/>
+            </w:pPr>
+            <w:r>
+              <w:rPr>
+                <w:b w:val="false"/>
+                <w:bCs w:val="false"/>
+                <w:i w:val="false"/>
+                <w:iCs w:val="false"/>
+                <w:color w:val="1A1A1A"/>
+                <w:sz w:val="24"/>
+                <w:szCs w:val="24"/>
+              </w:rPr>
+              <w:t xml:space="preserve">Investigates staff misconduct, with the Lybarger process, the one year clock and the IA disposition taxonomy. Receives the mandatory route for staff reporting.</w:t>
+            </w:r>
+          </w:p>
+        </w:tc>
+        <w:tc>
+          <w:tcPr>
+            <w:tcW w:type="dxa" w:w="3740"/>
+            <w:tcMar>
+              <w:top w:type="dxa" w:w="60"/>
+              <w:left w:type="dxa" w:w="100"/>
+              <w:bottom w:type="dxa" w:w="60"/>
+              <w:right w:type="dxa" w:w="100"/>
+            </w:tcMar>
+          </w:tcPr>
+          <w:p>
+            <w:pPr>
+              <w:spacing w:after="40" w:before="40" w:line="240"/>
+            </w:pPr>
+            <w:r>
+              <w:rPr>
+                <w:b w:val="false"/>
+                <w:bCs w:val="false"/>
+                <w:i w:val="false"/>
+                <w:iCs w:val="false"/>
+                <w:color w:val="1A1A1A"/>
+                <w:sz w:val="24"/>
+                <w:szCs w:val="24"/>
+              </w:rPr>
+              <w:t xml:space="preserve">Is not built for youth-on-youth. Its preponderance standard is written for employee cases only. Its discretion to decide no formal investigation is necessary has no carve-out for sexual abuse.</w:t>
+            </w:r>
+          </w:p>
+        </w:tc>
+      </w:tr>
+      <w:tr>
+        <w:tc>
+          <w:tcPr>
+            <w:tcW w:type="dxa" w:w="2600"/>
+            <w:tcMar>
+              <w:top w:type="dxa" w:w="60"/>
+              <w:left w:type="dxa" w:w="100"/>
+              <w:bottom w:type="dxa" w:w="60"/>
+              <w:right w:type="dxa" w:w="100"/>
+            </w:tcMar>
+          </w:tcPr>
+          <w:p>
+            <w:pPr>
+              <w:spacing w:after="40" w:before="40" w:line="240"/>
+            </w:pPr>
+            <w:r>
+              <w:rPr>
+                <w:b w:val="false"/>
+                <w:bCs w:val="false"/>
+                <w:i w:val="false"/>
+                <w:iCs w:val="false"/>
+                <w:color w:val="1A1A1A"/>
+                <w:sz w:val="24"/>
+                <w:szCs w:val="24"/>
+              </w:rPr>
+              <w:t xml:space="preserve"/>
+            </w:r>
+            <w:r>
+              <w:rPr>
+                <w:b/>
+                <w:bCs/>
+                <w:i w:val="false"/>
+                <w:iCs w:val="false"/>
+                <w:color w:val="1A1A1A"/>
+                <w:sz w:val="24"/>
+                <w:szCs w:val="24"/>
+              </w:rPr>
+              <w:t xml:space="preserve">Sheriff's Department</w:t>
+            </w:r>
+            <w:r>
+              <w:rPr>
+                <w:b w:val="false"/>
+                <w:bCs w:val="false"/>
+                <w:i w:val="false"/>
+                <w:iCs w:val="false"/>
+                <w:color w:val="1A1A1A"/>
+                <w:sz w:val="24"/>
+                <w:szCs w:val="24"/>
+              </w:rPr>
+              <w:t xml:space="preserve"/>
+            </w:r>
+          </w:p>
+        </w:tc>
+        <w:tc>
+          <w:tcPr>
+            <w:tcW w:type="dxa" w:w="3740"/>
+            <w:tcMar>
+              <w:top w:type="dxa" w:w="60"/>
+              <w:left w:type="dxa" w:w="100"/>
+              <w:bottom w:type="dxa" w:w="60"/>
+              <w:right w:type="dxa" w:w="100"/>
+            </w:tcMar>
+          </w:tcPr>
+          <w:p>
+            <w:pPr>
+              <w:spacing w:after="40" w:before="40" w:line="240"/>
+            </w:pPr>
+            <w:r>
+              <w:rPr>
+                <w:b w:val="false"/>
+                <w:bCs w:val="false"/>
+                <w:i w:val="false"/>
+                <w:iCs w:val="false"/>
+                <w:color w:val="1A1A1A"/>
+                <w:sz w:val="24"/>
+                <w:szCs w:val="24"/>
+              </w:rPr>
+              <w:t xml:space="preserve">Criminal investigation. Notified </w:t>
+            </w:r>
+            <w:r>
+              <w:rPr>
+                <w:b/>
+                <w:bCs/>
+                <w:i w:val="false"/>
+                <w:iCs w:val="false"/>
+                <w:color w:val="1A1A1A"/>
+                <w:sz w:val="24"/>
+                <w:szCs w:val="24"/>
+              </w:rPr>
+              <w:t xml:space="preserve">immediately</w:t>
+            </w:r>
+            <w:r>
+              <w:rPr>
+                <w:b w:val="false"/>
+                <w:bCs w:val="false"/>
+                <w:i w:val="false"/>
+                <w:iCs w:val="false"/>
+                <w:color w:val="1A1A1A"/>
+                <w:sz w:val="24"/>
+                <w:szCs w:val="24"/>
+              </w:rPr>
+              <w:t xml:space="preserve"> by the Duty Supervisor once it is believed a sexual assault occurred. Briefed by the reporting officer, given an interview room.</w:t>
+            </w:r>
+          </w:p>
+        </w:tc>
+        <w:tc>
+          <w:tcPr>
+            <w:tcW w:type="dxa" w:w="3740"/>
+            <w:tcMar>
+              <w:top w:type="dxa" w:w="60"/>
+              <w:left w:type="dxa" w:w="100"/>
+              <w:bottom w:type="dxa" w:w="60"/>
+              <w:right w:type="dxa" w:w="100"/>
+            </w:tcMar>
+          </w:tcPr>
+          <w:p>
+            <w:pPr>
+              <w:spacing w:after="40" w:before="40" w:line="240"/>
+            </w:pPr>
+            <w:r>
+              <w:rPr>
+                <w:b w:val="false"/>
+                <w:bCs w:val="false"/>
+                <w:i w:val="false"/>
+                <w:iCs w:val="false"/>
+                <w:color w:val="1A1A1A"/>
+                <w:sz w:val="24"/>
+                <w:szCs w:val="24"/>
+              </w:rPr>
+              <w:t xml:space="preserve">Not the answer for the middle band. A touching or exposure case is usually an administrative matter, and the absence of a Sheriff response does not remove the duty to investigate.</w:t>
+            </w:r>
+          </w:p>
+        </w:tc>
+      </w:tr>
+      <w:tr>
+        <w:tc>
+          <w:tcPr>
+            <w:tcW w:type="dxa" w:w="2600"/>
+            <w:tcMar>
+              <w:top w:type="dxa" w:w="60"/>
+              <w:left w:type="dxa" w:w="100"/>
+              <w:bottom w:type="dxa" w:w="60"/>
+              <w:right w:type="dxa" w:w="100"/>
+            </w:tcMar>
+          </w:tcPr>
+          <w:p>
+            <w:pPr>
+              <w:spacing w:after="40" w:before="40" w:line="240"/>
+            </w:pPr>
+            <w:r>
+              <w:rPr>
+                <w:b w:val="false"/>
+                <w:bCs w:val="false"/>
+                <w:i w:val="false"/>
+                <w:iCs w:val="false"/>
+                <w:color w:val="1A1A1A"/>
+                <w:sz w:val="24"/>
+                <w:szCs w:val="24"/>
+              </w:rPr>
+              <w:t xml:space="preserve"/>
+            </w:r>
+            <w:r>
+              <w:rPr>
+                <w:b/>
+                <w:bCs/>
+                <w:i w:val="false"/>
+                <w:iCs w:val="false"/>
+                <w:color w:val="1A1A1A"/>
+                <w:sz w:val="24"/>
+                <w:szCs w:val="24"/>
+              </w:rPr>
+              <w:t xml:space="preserve">Chief Deputy and Assistant Chief Deputies</w:t>
+            </w:r>
+            <w:r>
+              <w:rPr>
+                <w:b w:val="false"/>
+                <w:bCs w:val="false"/>
+                <w:i w:val="false"/>
+                <w:iCs w:val="false"/>
+                <w:color w:val="1A1A1A"/>
+                <w:sz w:val="24"/>
+                <w:szCs w:val="24"/>
+              </w:rPr>
+              <w:t xml:space="preserve"/>
+            </w:r>
+          </w:p>
+        </w:tc>
+        <w:tc>
+          <w:tcPr>
+            <w:tcW w:type="dxa" w:w="3740"/>
+            <w:tcMar>
+              <w:top w:type="dxa" w:w="60"/>
+              <w:left w:type="dxa" w:w="100"/>
+              <w:bottom w:type="dxa" w:w="60"/>
+              <w:right w:type="dxa" w:w="100"/>
+            </w:tcMar>
+          </w:tcPr>
+          <w:p>
+            <w:pPr>
+              <w:spacing w:after="40" w:before="40" w:line="240"/>
+            </w:pPr>
+            <w:r>
+              <w:rPr>
+                <w:b w:val="false"/>
+                <w:bCs w:val="false"/>
+                <w:i w:val="false"/>
+                <w:iCs w:val="false"/>
+                <w:color w:val="1A1A1A"/>
+                <w:sz w:val="24"/>
+                <w:szCs w:val="24"/>
+              </w:rPr>
+              <w:t xml:space="preserve">Receive the memo. Make the agency-level calls. Own the cross-facility notification where a youth reports abuse at another facility, which is </w:t>
+            </w:r>
+            <w:r>
+              <w:rPr>
+                <w:b/>
+                <w:bCs/>
+                <w:i w:val="false"/>
+                <w:iCs w:val="false"/>
+                <w:color w:val="1A1A1A"/>
+                <w:sz w:val="24"/>
+                <w:szCs w:val="24"/>
+              </w:rPr>
+              <w:t xml:space="preserve">72 hours</w:t>
+            </w:r>
+            <w:r>
+              <w:rPr>
+                <w:b w:val="false"/>
+                <w:bCs w:val="false"/>
+                <w:i w:val="false"/>
+                <w:iCs w:val="false"/>
+                <w:color w:val="1A1A1A"/>
+                <w:sz w:val="24"/>
+                <w:szCs w:val="24"/>
+              </w:rPr>
+              <w:t xml:space="preserve">, not the 14 days current policy states.</w:t>
+            </w:r>
+          </w:p>
+        </w:tc>
+        <w:tc>
+          <w:tcPr>
+            <w:tcW w:type="dxa" w:w="3740"/>
+            <w:tcMar>
+              <w:top w:type="dxa" w:w="60"/>
+              <w:left w:type="dxa" w:w="100"/>
+              <w:bottom w:type="dxa" w:w="60"/>
+              <w:right w:type="dxa" w:w="100"/>
+            </w:tcMar>
+          </w:tcPr>
+          <w:p>
+            <w:pPr>
+              <w:spacing w:after="40" w:before="40" w:line="240"/>
+            </w:pPr>
+            <w:r>
+              <w:rPr>
+                <w:b w:val="false"/>
+                <w:bCs w:val="false"/>
+                <w:i w:val="false"/>
+                <w:iCs w:val="false"/>
+                <w:color w:val="1A1A1A"/>
+                <w:sz w:val="24"/>
+                <w:szCs w:val="24"/>
+              </w:rPr>
+              <w:t xml:space="preserve">Should not be the first point at which anyone decides whether the incident was PREA. That call is made and written down on the unit.</w:t>
+            </w:r>
+          </w:p>
+        </w:tc>
+      </w:tr>
+      <w:tr>
+        <w:tc>
+          <w:tcPr>
+            <w:tcW w:type="dxa" w:w="2600"/>
+            <w:tcMar>
+              <w:top w:type="dxa" w:w="60"/>
+              <w:left w:type="dxa" w:w="100"/>
+              <w:bottom w:type="dxa" w:w="60"/>
+              <w:right w:type="dxa" w:w="100"/>
+            </w:tcMar>
+          </w:tcPr>
+          <w:p>
+            <w:pPr>
+              <w:spacing w:after="40" w:before="40" w:line="240"/>
+            </w:pPr>
+            <w:r>
+              <w:rPr>
+                <w:b w:val="false"/>
+                <w:bCs w:val="false"/>
+                <w:i w:val="false"/>
+                <w:iCs w:val="false"/>
+                <w:color w:val="1A1A1A"/>
+                <w:sz w:val="24"/>
+                <w:szCs w:val="24"/>
+              </w:rPr>
+              <w:t xml:space="preserve"/>
+            </w:r>
+            <w:r>
+              <w:rPr>
+                <w:b/>
+                <w:bCs/>
+                <w:i w:val="false"/>
+                <w:iCs w:val="false"/>
+                <w:color w:val="1A1A1A"/>
+                <w:sz w:val="24"/>
+                <w:szCs w:val="24"/>
+              </w:rPr>
+              <w:t xml:space="preserve">PREA Coordinator and facility Compliance Manager</w:t>
+            </w:r>
+            <w:r>
+              <w:rPr>
+                <w:b w:val="false"/>
+                <w:bCs w:val="false"/>
+                <w:i w:val="false"/>
+                <w:iCs w:val="false"/>
+                <w:color w:val="1A1A1A"/>
+                <w:sz w:val="24"/>
+                <w:szCs w:val="24"/>
+              </w:rPr>
+              <w:t xml:space="preserve"/>
+            </w:r>
+          </w:p>
+        </w:tc>
+        <w:tc>
+          <w:tcPr>
+            <w:tcW w:type="dxa" w:w="3740"/>
+            <w:tcMar>
+              <w:top w:type="dxa" w:w="60"/>
+              <w:left w:type="dxa" w:w="100"/>
+              <w:bottom w:type="dxa" w:w="60"/>
+              <w:right w:type="dxa" w:w="100"/>
+            </w:tcMar>
+          </w:tcPr>
+          <w:p>
+            <w:pPr>
+              <w:spacing w:after="40" w:before="40" w:line="240"/>
+            </w:pPr>
+            <w:r>
+              <w:rPr>
+                <w:b w:val="false"/>
+                <w:bCs w:val="false"/>
+                <w:i w:val="false"/>
+                <w:iCs w:val="false"/>
+                <w:color w:val="1A1A1A"/>
+                <w:sz w:val="24"/>
+                <w:szCs w:val="24"/>
+              </w:rPr>
+              <w:t xml:space="preserve">Would own the data, the incident reviews, the corrective action loop, and the consistency of classification across shifts. OO 1453 I.A.15 already addresses the review report to this role.</w:t>
+            </w:r>
+          </w:p>
+        </w:tc>
+        <w:tc>
+          <w:tcPr>
+            <w:tcW w:type="dxa" w:w="3740"/>
+            <w:shd w:fill="F7DDDD" w:color="auto" w:val="clear"/>
+            <w:tcMar>
+              <w:top w:type="dxa" w:w="60"/>
+              <w:left w:type="dxa" w:w="100"/>
+              <w:bottom w:type="dxa" w:w="60"/>
+              <w:right w:type="dxa" w:w="100"/>
+            </w:tcMar>
+          </w:tcPr>
+          <w:p>
+            <w:pPr>
+              <w:spacing w:after="40" w:before="40" w:line="240"/>
+            </w:pPr>
+            <w:r>
+              <w:rPr>
+                <w:b w:val="false"/>
+                <w:bCs w:val="false"/>
+                <w:i w:val="false"/>
+                <w:iCs w:val="false"/>
+                <w:color w:val="1A1A1A"/>
+                <w:sz w:val="24"/>
+                <w:szCs w:val="24"/>
+              </w:rPr>
+              <w:t xml:space="preserve"/>
+            </w:r>
+            <w:r>
+              <w:rPr>
+                <w:b/>
+                <w:bCs/>
+                <w:i w:val="false"/>
+                <w:iCs w:val="false"/>
+                <w:color w:val="1A1A1A"/>
+                <w:sz w:val="24"/>
+                <w:szCs w:val="24"/>
+              </w:rPr>
+              <w:t xml:space="preserve">DOES NOT EXIST.</w:t>
+            </w:r>
+            <w:r>
+              <w:rPr>
+                <w:b w:val="false"/>
+                <w:bCs w:val="false"/>
+                <w:i w:val="false"/>
+                <w:iCs w:val="false"/>
+                <w:color w:val="1A1A1A"/>
+                <w:sz w:val="24"/>
+                <w:szCs w:val="24"/>
+              </w:rPr>
+              <w:t xml:space="preserve"> The order routes a required report to a position the department does not have, so the review currently terminates in a dead letter.</w:t>
+            </w:r>
+          </w:p>
+        </w:tc>
+      </w:tr>
+      <w:tr>
+        <w:tc>
+          <w:tcPr>
+            <w:tcW w:type="dxa" w:w="2600"/>
+            <w:tcMar>
+              <w:top w:type="dxa" w:w="60"/>
+              <w:left w:type="dxa" w:w="100"/>
+              <w:bottom w:type="dxa" w:w="60"/>
+              <w:right w:type="dxa" w:w="100"/>
+            </w:tcMar>
+          </w:tcPr>
+          <w:p>
+            <w:pPr>
+              <w:spacing w:after="40" w:before="40" w:line="240"/>
+            </w:pPr>
+            <w:r>
+              <w:rPr>
+                <w:b w:val="false"/>
+                <w:bCs w:val="false"/>
+                <w:i w:val="false"/>
+                <w:iCs w:val="false"/>
+                <w:color w:val="1A1A1A"/>
+                <w:sz w:val="24"/>
+                <w:szCs w:val="24"/>
+              </w:rPr>
+              <w:t xml:space="preserve"/>
+            </w:r>
+            <w:r>
+              <w:rPr>
+                <w:b/>
+                <w:bCs/>
+                <w:i w:val="false"/>
+                <w:iCs w:val="false"/>
+                <w:color w:val="1A1A1A"/>
+                <w:sz w:val="24"/>
+                <w:szCs w:val="24"/>
+              </w:rPr>
+              <w:t xml:space="preserve">Medical and Mental Health</w:t>
+            </w:r>
+            <w:r>
+              <w:rPr>
+                <w:b w:val="false"/>
+                <w:bCs w:val="false"/>
+                <w:i w:val="false"/>
+                <w:iCs w:val="false"/>
+                <w:color w:val="1A1A1A"/>
+                <w:sz w:val="24"/>
+                <w:szCs w:val="24"/>
+              </w:rPr>
+              <w:t xml:space="preserve"/>
+            </w:r>
+          </w:p>
+        </w:tc>
+        <w:tc>
+          <w:tcPr>
+            <w:tcW w:type="dxa" w:w="3740"/>
+            <w:tcMar>
+              <w:top w:type="dxa" w:w="60"/>
+              <w:left w:type="dxa" w:w="100"/>
+              <w:bottom w:type="dxa" w:w="60"/>
+              <w:right w:type="dxa" w:w="100"/>
+            </w:tcMar>
+          </w:tcPr>
+          <w:p>
+            <w:pPr>
+              <w:spacing w:after="40" w:before="40" w:line="240"/>
+            </w:pPr>
+            <w:r>
+              <w:rPr>
+                <w:b w:val="false"/>
+                <w:bCs w:val="false"/>
+                <w:i w:val="false"/>
+                <w:iCs w:val="false"/>
+                <w:color w:val="1A1A1A"/>
+                <w:sz w:val="24"/>
+                <w:szCs w:val="24"/>
+              </w:rPr>
+              <w:t xml:space="preserve">Crisis counseling, evaluation and treatment, referral. Clinical input into the incident review.</w:t>
+            </w:r>
+          </w:p>
+        </w:tc>
+        <w:tc>
+          <w:tcPr>
+            <w:tcW w:type="dxa" w:w="3740"/>
+            <w:tcMar>
+              <w:top w:type="dxa" w:w="60"/>
+              <w:left w:type="dxa" w:w="100"/>
+              <w:bottom w:type="dxa" w:w="60"/>
+              <w:right w:type="dxa" w:w="100"/>
+            </w:tcMar>
+          </w:tcPr>
+          <w:p>
+            <w:pPr>
+              <w:spacing w:after="40" w:before="40" w:line="240"/>
+            </w:pPr>
+            <w:r>
+              <w:rPr>
+                <w:b w:val="false"/>
+                <w:bCs w:val="false"/>
+                <w:i w:val="false"/>
+                <w:iCs w:val="false"/>
+                <w:color w:val="1A1A1A"/>
+                <w:sz w:val="24"/>
+                <w:szCs w:val="24"/>
+              </w:rPr>
+              <w:t xml:space="preserve">A mental health referral is not a protection plan and does not discharge the 115.362 duty.</w:t>
+            </w:r>
+          </w:p>
+        </w:tc>
+      </w:tr>
+      <w:tr>
+        <w:tc>
+          <w:tcPr>
+            <w:tcW w:type="dxa" w:w="2600"/>
+            <w:tcMar>
+              <w:top w:type="dxa" w:w="60"/>
+              <w:left w:type="dxa" w:w="100"/>
+              <w:bottom w:type="dxa" w:w="60"/>
+              <w:right w:type="dxa" w:w="100"/>
+            </w:tcMar>
+          </w:tcPr>
+          <w:p>
+            <w:pPr>
+              <w:spacing w:after="40" w:before="40" w:line="240"/>
+            </w:pPr>
+            <w:r>
+              <w:rPr>
+                <w:b w:val="false"/>
+                <w:bCs w:val="false"/>
+                <w:i w:val="false"/>
+                <w:iCs w:val="false"/>
+                <w:color w:val="1A1A1A"/>
+                <w:sz w:val="24"/>
+                <w:szCs w:val="24"/>
+              </w:rPr>
+              <w:t xml:space="preserve"/>
+            </w:r>
+            <w:r>
+              <w:rPr>
+                <w:b/>
+                <w:bCs/>
+                <w:i w:val="false"/>
+                <w:iCs w:val="false"/>
+                <w:color w:val="1A1A1A"/>
+                <w:sz w:val="24"/>
+                <w:szCs w:val="24"/>
+              </w:rPr>
+              <w:t xml:space="preserve">Victim advocate</w:t>
+            </w:r>
+            <w:r>
+              <w:rPr>
+                <w:b w:val="false"/>
+                <w:bCs w:val="false"/>
+                <w:i w:val="false"/>
+                <w:iCs w:val="false"/>
+                <w:color w:val="1A1A1A"/>
+                <w:sz w:val="24"/>
+                <w:szCs w:val="24"/>
+              </w:rPr>
+              <w:t xml:space="preserve">, usually a Rape Crisis Center</w:t>
+            </w:r>
+          </w:p>
+        </w:tc>
+        <w:tc>
+          <w:tcPr>
+            <w:tcW w:type="dxa" w:w="3740"/>
+            <w:tcMar>
+              <w:top w:type="dxa" w:w="60"/>
+              <w:left w:type="dxa" w:w="100"/>
+              <w:bottom w:type="dxa" w:w="60"/>
+              <w:right w:type="dxa" w:w="100"/>
+            </w:tcMar>
+          </w:tcPr>
+          <w:p>
+            <w:pPr>
+              <w:spacing w:after="40" w:before="40" w:line="240"/>
+            </w:pPr>
+            <w:r>
+              <w:rPr>
+                <w:b w:val="false"/>
+                <w:bCs w:val="false"/>
+                <w:i w:val="false"/>
+                <w:iCs w:val="false"/>
+                <w:color w:val="1A1A1A"/>
+                <w:sz w:val="24"/>
+                <w:szCs w:val="24"/>
+              </w:rPr>
+              <w:t xml:space="preserve">Accompanies the youth through the medical examination and through investigatory interviews. PC 264.2 and PC 679.04 give those rights, and OO 1453 I.A.13 recites them.</w:t>
+            </w:r>
+          </w:p>
+        </w:tc>
+        <w:tc>
+          <w:tcPr>
+            <w:tcW w:type="dxa" w:w="3740"/>
+            <w:tcMar>
+              <w:top w:type="dxa" w:w="60"/>
+              <w:left w:type="dxa" w:w="100"/>
+              <w:bottom w:type="dxa" w:w="60"/>
+              <w:right w:type="dxa" w:w="100"/>
+            </w:tcMar>
+          </w:tcPr>
+          <w:p>
+            <w:pPr>
+              <w:spacing w:after="40" w:before="40" w:line="240"/>
+            </w:pPr>
+            <w:r>
+              <w:rPr>
+                <w:b w:val="false"/>
+                <w:bCs w:val="false"/>
+                <w:i w:val="false"/>
+                <w:iCs w:val="false"/>
+                <w:color w:val="1A1A1A"/>
+                <w:sz w:val="24"/>
+                <w:szCs w:val="24"/>
+              </w:rPr>
+              <w:t xml:space="preserve">Cannot be offered after the fact. If an interview already happened without one, the right was already spent.</w:t>
+            </w:r>
+          </w:p>
+        </w:tc>
+      </w:tr>
+      <w:tr>
+        <w:tc>
+          <w:tcPr>
+            <w:tcW w:type="dxa" w:w="2600"/>
+            <w:tcMar>
+              <w:top w:type="dxa" w:w="60"/>
+              <w:left w:type="dxa" w:w="100"/>
+              <w:bottom w:type="dxa" w:w="60"/>
+              <w:right w:type="dxa" w:w="100"/>
+            </w:tcMar>
+          </w:tcPr>
+          <w:p>
+            <w:pPr>
+              <w:spacing w:after="40" w:before="40" w:line="240"/>
+            </w:pPr>
+            <w:r>
+              <w:rPr>
+                <w:b w:val="false"/>
+                <w:bCs w:val="false"/>
+                <w:i w:val="false"/>
+                <w:iCs w:val="false"/>
+                <w:color w:val="1A1A1A"/>
+                <w:sz w:val="24"/>
+                <w:szCs w:val="24"/>
+              </w:rPr>
+              <w:t xml:space="preserve"/>
+            </w:r>
+            <w:r>
+              <w:rPr>
+                <w:b/>
+                <w:bCs/>
+                <w:i w:val="false"/>
+                <w:iCs w:val="false"/>
+                <w:color w:val="1A1A1A"/>
+                <w:sz w:val="24"/>
+                <w:szCs w:val="24"/>
+              </w:rPr>
+              <w:t xml:space="preserve">Retaliation monitor</w:t>
+            </w:r>
+            <w:r>
+              <w:rPr>
+                <w:b w:val="false"/>
+                <w:bCs w:val="false"/>
+                <w:i w:val="false"/>
+                <w:iCs w:val="false"/>
+                <w:color w:val="1A1A1A"/>
+                <w:sz w:val="24"/>
+                <w:szCs w:val="24"/>
+              </w:rPr>
+              <w:t xml:space="preserve"/>
+            </w:r>
+          </w:p>
+        </w:tc>
+        <w:tc>
+          <w:tcPr>
+            <w:tcW w:type="dxa" w:w="3740"/>
+            <w:tcMar>
+              <w:top w:type="dxa" w:w="60"/>
+              <w:left w:type="dxa" w:w="100"/>
+              <w:bottom w:type="dxa" w:w="60"/>
+              <w:right w:type="dxa" w:w="100"/>
+            </w:tcMar>
+          </w:tcPr>
+          <w:p>
+            <w:pPr>
+              <w:spacing w:after="40" w:before="40" w:line="240"/>
+            </w:pPr>
+            <w:r>
+              <w:rPr>
+                <w:b w:val="false"/>
+                <w:bCs w:val="false"/>
+                <w:i w:val="false"/>
+                <w:iCs w:val="false"/>
+                <w:color w:val="1A1A1A"/>
+                <w:sz w:val="24"/>
+                <w:szCs w:val="24"/>
+              </w:rPr>
+              <w:t xml:space="preserve">Watches the reporter, the target and any corroborating witness for at least </w:t>
+            </w:r>
+            <w:r>
+              <w:rPr>
+                <w:b/>
+                <w:bCs/>
+                <w:i w:val="false"/>
+                <w:iCs w:val="false"/>
+                <w:color w:val="1A1A1A"/>
+                <w:sz w:val="24"/>
+                <w:szCs w:val="24"/>
+              </w:rPr>
+              <w:t xml:space="preserve">90 days</w:t>
+            </w:r>
+            <w:r>
+              <w:rPr>
+                <w:b w:val="false"/>
+                <w:bCs w:val="false"/>
+                <w:i w:val="false"/>
+                <w:iCs w:val="false"/>
+                <w:color w:val="1A1A1A"/>
+                <w:sz w:val="24"/>
+                <w:szCs w:val="24"/>
+              </w:rPr>
+              <w:t xml:space="preserve">, with periodic status checks.</w:t>
+            </w:r>
+          </w:p>
+        </w:tc>
+        <w:tc>
+          <w:tcPr>
+            <w:tcW w:type="dxa" w:w="3740"/>
+            <w:shd w:fill="F7DDDD" w:color="auto" w:val="clear"/>
+            <w:tcMar>
+              <w:top w:type="dxa" w:w="60"/>
+              <w:left w:type="dxa" w:w="100"/>
+              <w:bottom w:type="dxa" w:w="60"/>
+              <w:right w:type="dxa" w:w="100"/>
+            </w:tcMar>
+          </w:tcPr>
+          <w:p>
+            <w:pPr>
+              <w:spacing w:after="40" w:before="40" w:line="240"/>
+            </w:pPr>
+            <w:r>
+              <w:rPr>
+                <w:b w:val="false"/>
+                <w:bCs w:val="false"/>
+                <w:i w:val="false"/>
+                <w:iCs w:val="false"/>
+                <w:color w:val="1A1A1A"/>
+                <w:sz w:val="24"/>
+                <w:szCs w:val="24"/>
+              </w:rPr>
+              <w:t xml:space="preserve"/>
+            </w:r>
+            <w:r>
+              <w:rPr>
+                <w:b/>
+                <w:bCs/>
+                <w:i w:val="false"/>
+                <w:iCs w:val="false"/>
+                <w:color w:val="1A1A1A"/>
+                <w:sz w:val="24"/>
+                <w:szCs w:val="24"/>
+              </w:rPr>
+              <w:t xml:space="preserve">NOT DESIGNATED, and no monitoring period exists in policy.</w:t>
+            </w:r>
+            <w:r>
+              <w:rPr>
+                <w:b w:val="false"/>
+                <w:bCs w:val="false"/>
+                <w:i w:val="false"/>
+                <w:iCs w:val="false"/>
+                <w:color w:val="1A1A1A"/>
+                <w:sz w:val="24"/>
+                <w:szCs w:val="24"/>
+              </w:rPr>
+              <w:t xml:space="preserve"> If the supervisor does not run it, nobody does.</w:t>
+            </w:r>
+          </w:p>
+        </w:tc>
+      </w:tr>
+    </w:tbl>
+    <w:p>
+      <w:pPr>
+        <w:pStyle w:val="Heading2"/>
+      </w:pPr>
+      <w:r>
+        <w:t xml:space="preserve">The stop-point, stated plainly</w:t>
+      </w:r>
+    </w:p>
+    <w:p>
+      <w:pPr>
+        <w:pStyle w:val="ListParagraph"/>
+        <w:numPr>
+          <w:ilvl w:val="0"/>
+          <w:numId w:val="1"/>
+        </w:numPr>
+        <w:spacing w:after="70" w:line="264"/>
+      </w:pPr>
+      <w:r>
+        <w:rPr>
+          <w:b w:val="false"/>
+          <w:bCs w:val="false"/>
+          <w:i w:val="false"/>
+          <w:iCs w:val="false"/>
+          <w:color w:val="1A1A1A"/>
+          <w:sz w:val="24"/>
+          <w:szCs w:val="24"/>
+        </w:rPr>
+        <w:t xml:space="preserve">You classify. You protect. You preserve. You notify. You document. </w:t>
+      </w:r>
+      <w:r>
+        <w:rPr>
+          <w:b/>
+          <w:bCs/>
+          <w:i w:val="false"/>
+          <w:iCs w:val="false"/>
+          <w:color w:val="1A1A1A"/>
+          <w:sz w:val="24"/>
+          <w:szCs w:val="24"/>
+        </w:rPr>
+        <w:t xml:space="preserve">Then you stop and hand off.</w:t>
+      </w:r>
+      <w:r>
+        <w:rPr>
+          <w:b w:val="false"/>
+          <w:bCs w:val="false"/>
+          <w:i w:val="false"/>
+          <w:iCs w:val="false"/>
+          <w:color w:val="1A1A1A"/>
+          <w:sz w:val="24"/>
+          <w:szCs w:val="24"/>
+        </w:rPr>
+        <w:t xml:space="preserve"/>
+      </w:r>
+    </w:p>
+    <w:p>
+      <w:pPr>
+        <w:pStyle w:val="ListParagraph"/>
+        <w:numPr>
+          <w:ilvl w:val="0"/>
+          <w:numId w:val="1"/>
+        </w:numPr>
+        <w:spacing w:after="70" w:line="264"/>
+      </w:pPr>
+      <w:r>
+        <w:rPr>
+          <w:b w:val="false"/>
+          <w:bCs w:val="false"/>
+          <w:i w:val="false"/>
+          <w:iCs w:val="false"/>
+          <w:color w:val="1A1A1A"/>
+          <w:sz w:val="24"/>
+          <w:szCs w:val="24"/>
+        </w:rPr>
+        <w:t xml:space="preserve">The handoff is the point of the memo. Write what you observed, what the resident said verbatim, what you did, and what you classified it as. That is a complete supervisor product.</w:t>
+      </w:r>
+    </w:p>
+    <w:p>
+      <w:pPr>
+        <w:pStyle w:val="ListParagraph"/>
+        <w:numPr>
+          <w:ilvl w:val="0"/>
+          <w:numId w:val="1"/>
+        </w:numPr>
+        <w:spacing w:after="70" w:line="264"/>
+      </w:pPr>
+      <w:r>
+        <w:rPr>
+          <w:b w:val="false"/>
+          <w:bCs w:val="false"/>
+          <w:i w:val="false"/>
+          <w:iCs w:val="false"/>
+          <w:color w:val="1A1A1A"/>
+          <w:sz w:val="24"/>
+          <w:szCs w:val="24"/>
+        </w:rPr>
+        <w:t xml:space="preserve">What turns a response into an investigation is </w:t>
+      </w:r>
+      <w:r>
+        <w:rPr>
+          <w:b/>
+          <w:bCs/>
+          <w:i w:val="false"/>
+          <w:iCs w:val="false"/>
+          <w:color w:val="1A1A1A"/>
+          <w:sz w:val="24"/>
+          <w:szCs w:val="24"/>
+        </w:rPr>
+        <w:t xml:space="preserve">asking questions to find out whether it is true</w:t>
+      </w:r>
+      <w:r>
+        <w:rPr>
+          <w:b w:val="false"/>
+          <w:bCs w:val="false"/>
+          <w:i w:val="false"/>
+          <w:iCs w:val="false"/>
+          <w:color w:val="1A1A1A"/>
+          <w:sz w:val="24"/>
+          <w:szCs w:val="24"/>
+        </w:rPr>
+        <w:t xml:space="preserve">. Establishing who was involved and keeping them safe is response. Testing the allegation is investigation, and it belongs to someone trained for it, with the advocate rights attached.</w:t>
+      </w:r>
+    </w:p>
+    <w:p>
+      <w:pPr>
+        <w:pStyle w:val="ListParagraph"/>
+        <w:numPr>
+          <w:ilvl w:val="0"/>
+          <w:numId w:val="1"/>
+        </w:numPr>
+        <w:spacing w:after="70" w:line="264"/>
+      </w:pPr>
+      <w:r>
+        <w:rPr>
+          <w:b w:val="false"/>
+          <w:bCs w:val="false"/>
+          <w:i w:val="false"/>
+          <w:iCs w:val="false"/>
+          <w:color w:val="1A1A1A"/>
+          <w:sz w:val="24"/>
+          <w:szCs w:val="24"/>
+        </w:rPr>
+        <w:t xml:space="preserve">Three practical reasons, and the third is the one that bites. An untrained interview of a minor about sexual contact becomes the other side's exhibit later. The advocate rights under PC 679.04 attach to investigative interviews and cannot be offered retroactively. And identifying residents who asked for anonymity burns the witnesses and creates the retaliation exposure that 115.367 exists to prevent.</w:t>
+      </w:r>
+    </w:p>
+    <w:p>
+      <w:pPr>
+        <w:pStyle w:val="Heading2"/>
+      </w:pPr>
+      <w:r>
+        <w:t xml:space="preserve">The decision the department has to make</w:t>
+      </w:r>
+    </w:p>
+    <w:tbl>
+      <w:tblPr>
+        <w:tblW w:type="dxa" w:w="10080"/>
+        <w:tblBorders>
+          <w:top w:val="single" w:color="BFBFBF" w:sz="2"/>
+          <w:left w:val="single" w:color="BFBFBF" w:sz="2"/>
+          <w:bottom w:val="single" w:color="BFBFBF" w:sz="2"/>
+          <w:right w:val="single" w:color="BFBFBF" w:sz="2"/>
+          <w:insideH w:val="single" w:color="BFBFBF" w:sz="2"/>
+          <w:insideV w:val="single" w:color="BFBFBF" w:sz="2"/>
+        </w:tblBorders>
+      </w:tblPr>
+      <w:tblGrid>
+        <w:gridCol w:w="10080"/>
+      </w:tblGrid>
+      <w:tr>
+        <w:tc>
+          <w:tcPr>
+            <w:tcW w:type="dxa" w:w="10080"/>
+            <w:shd w:fill="FCF0DC" w:color="auto" w:val="clear"/>
+            <w:tcMar>
+              <w:top w:type="dxa" w:w="60"/>
+              <w:left w:type="dxa" w:w="100"/>
+              <w:bottom w:type="dxa" w:w="60"/>
+              <w:right w:type="dxa" w:w="100"/>
+            </w:tcMar>
+          </w:tcPr>
+          <w:p>
+            <w:pPr>
+              <w:spacing w:after="60" w:before="60" w:line="264"/>
+            </w:pPr>
+            <w:r>
+              <w:rPr>
+                <w:b w:val="false"/>
+                <w:bCs w:val="false"/>
+                <w:i w:val="false"/>
+                <w:iCs w:val="false"/>
+                <w:color w:val="1A1A1A"/>
+                <w:sz w:val="24"/>
+                <w:szCs w:val="24"/>
+              </w:rPr>
+              <w:t xml:space="preserve">115.371(a) requires an administrative </w:t>
+            </w:r>
+            <w:r>
+              <w:rPr>
+                <w:b/>
+                <w:bCs/>
+                <w:i w:val="false"/>
+                <w:iCs w:val="false"/>
+                <w:color w:val="1A1A1A"/>
+                <w:sz w:val="24"/>
+                <w:szCs w:val="24"/>
+              </w:rPr>
+              <w:t xml:space="preserve">or</w:t>
+            </w:r>
+            <w:r>
+              <w:rPr>
+                <w:b w:val="false"/>
+                <w:bCs w:val="false"/>
+                <w:i w:val="false"/>
+                <w:iCs w:val="false"/>
+                <w:color w:val="1A1A1A"/>
+                <w:sz w:val="24"/>
+                <w:szCs w:val="24"/>
+              </w:rPr>
+              <w:t xml:space="preserve"> criminal investigation for every allegation. For the middle band the answer is the administrative branch, and the department has not built it. Internal Affairs is written for employee misconduct. Nothing in the documents reviewed names who investigates a resident-on-resident allegation that is not a criminal callout. So supervisors fill the gap, which is a reasonable thing to do in a vacuum and the wrong place for the duty to sit, because the same person is also protecting, housing and classifying. </w:t>
+            </w:r>
+            <w:r>
+              <w:rPr>
+                <w:b/>
+                <w:bCs/>
+                <w:i w:val="false"/>
+                <w:iCs w:val="false"/>
+                <w:color w:val="1A1A1A"/>
+                <w:sz w:val="24"/>
+                <w:szCs w:val="24"/>
+              </w:rPr>
+              <w:t xml:space="preserve">Two defensible answers, and the department has to pick one.</w:t>
+            </w:r>
+            <w:r>
+              <w:rPr>
+                <w:b w:val="false"/>
+                <w:bCs w:val="false"/>
+                <w:i w:val="false"/>
+                <w:iCs w:val="false"/>
+                <w:color w:val="1A1A1A"/>
+                <w:sz w:val="24"/>
+                <w:szCs w:val="24"/>
+              </w:rPr>
+              <w:t xml:space="preserve"> Either designate someone to conduct youth-on-youth administrative investigations, which is recommended change 8, or write down that the Duty Supervisor does it and build the 115.334 training, the advocate rights and the anonymity handling around that role. What is not defensible is leaving the duty real, unassigned and absorbed by whoever is on shift.</w:t>
             </w:r>
           </w:p>
         </w:tc>

--- a/deliverables/PREA_Supervisor_Field_Card.docx
+++ b/deliverables/PREA_Supervisor_Field_Card.docx
@@ -4046,6 +4046,7 @@
         <w:tc>
           <w:tcPr>
             <w:tcW w:type="dxa" w:w="2600"/>
+            <w:shd w:fill="F7DDDD" w:color="auto" w:val="clear"/>
             <w:tcMar>
               <w:top w:type="dxa" w:w="60"/>
               <w:left w:type="dxa" w:w="100"/>
@@ -4098,6 +4099,7 @@
         <w:tc>
           <w:tcPr>
             <w:tcW w:type="dxa" w:w="3740"/>
+            <w:shd w:fill="F7DDDD" w:color="auto" w:val="clear"/>
             <w:tcMar>
               <w:top w:type="dxa" w:w="60"/>
               <w:left w:type="dxa" w:w="100"/>
@@ -4559,6 +4561,7 @@
         <w:tc>
           <w:tcPr>
             <w:tcW w:type="dxa" w:w="2600"/>
+            <w:shd w:fill="F7DDDD" w:color="auto" w:val="clear"/>
             <w:tcMar>
               <w:top w:type="dxa" w:w="60"/>
               <w:left w:type="dxa" w:w="100"/>
@@ -4611,6 +4614,7 @@
         <w:tc>
           <w:tcPr>
             <w:tcW w:type="dxa" w:w="3740"/>
+            <w:shd w:fill="F7DDDD" w:color="auto" w:val="clear"/>
             <w:tcMar>
               <w:top w:type="dxa" w:w="60"/>
               <w:left w:type="dxa" w:w="100"/>
@@ -4914,6 +4918,7 @@
         <w:tc>
           <w:tcPr>
             <w:tcW w:type="dxa" w:w="2600"/>
+            <w:shd w:fill="F7DDDD" w:color="auto" w:val="clear"/>
             <w:tcMar>
               <w:top w:type="dxa" w:w="60"/>
               <w:left w:type="dxa" w:w="100"/>
@@ -4966,6 +4971,7 @@
         <w:tc>
           <w:tcPr>
             <w:tcW w:type="dxa" w:w="3740"/>
+            <w:shd w:fill="F7DDDD" w:color="auto" w:val="clear"/>
             <w:tcMar>
               <w:top w:type="dxa" w:w="60"/>
               <w:left w:type="dxa" w:w="100"/>

--- a/deliverables/PREA_Supervisor_Field_Card.docx
+++ b/deliverables/PREA_Supervisor_Field_Card.docx
@@ -2676,7 +2676,7 @@
         <w:pStyle w:val="Heading2"/>
       </w:pPr>
       <w:r>
-        <w:t xml:space="preserve">2. Notify, immediately</w:t>
+        <w:t xml:space="preserve">2. Initial statement, and the trap in it</w:t>
       </w:r>
     </w:p>
     <w:p>
@@ -2693,7 +2693,7 @@
           <w:sz w:val="24"/>
           <w:szCs w:val="24"/>
         </w:rPr>
-        <w:t xml:space="preserve">OO 1453 I.A.8 to I.A.10; PC 11166(a)</w:t>
+        <w:t xml:space="preserve">OO 1453 I.A.6; WIC 625.6</w:t>
       </w:r>
     </w:p>
     <w:p>
@@ -2727,19 +2727,19 @@
           <w:sz w:val="24"/>
           <w:szCs w:val="24"/>
         </w:rPr>
-        <w:t xml:space="preserve">Duty Supervisor notifies the Sheriff's Department immediately</w:t>
-      </w:r>
-      <w:r>
-        <w:rPr>
-          <w:b w:val="false"/>
-          <w:bCs w:val="false"/>
-          <w:i w:val="false"/>
-          <w:iCs w:val="false"/>
-          <w:color w:val="1A1A1A"/>
-          <w:sz w:val="24"/>
-          <w:szCs w:val="24"/>
-        </w:rPr>
-        <w:t xml:space="preserve"> once it is believed a sexual assault occurred.</w:t>
+        <w:t xml:space="preserve">I.A.6: "The duty supervisor shall take an initial statement from the victim and suspect."</w:t>
+      </w:r>
+      <w:r>
+        <w:rPr>
+          <w:b w:val="false"/>
+          <w:bCs w:val="false"/>
+          <w:i w:val="false"/>
+          <w:iCs w:val="false"/>
+          <w:color w:val="1A1A1A"/>
+          <w:sz w:val="24"/>
+          <w:szCs w:val="24"/>
+        </w:rPr>
+        <w:t xml:space="preserve"> This is directed, not optional, and it is yours.</w:t>
       </w:r>
     </w:p>
     <w:p>
@@ -2773,31 +2773,7 @@
           <w:sz w:val="24"/>
           <w:szCs w:val="24"/>
         </w:rPr>
-        <w:t xml:space="preserve">CPS by telephone immediately</w:t>
-      </w:r>
-      <w:r>
-        <w:rPr>
-          <w:b w:val="false"/>
-          <w:bCs w:val="false"/>
-          <w:i w:val="false"/>
-          <w:iCs w:val="false"/>
-          <w:color w:val="1A1A1A"/>
-          <w:sz w:val="24"/>
-          <w:szCs w:val="24"/>
-        </w:rPr>
-        <w:t xml:space="preserve">, where the age chart says a report is due. Written report on SS 8572 within 36 hours. Note: PREA Policy V.A.4 and OO 1453 I.A.9 both say 24 hours. </w:t>
-      </w:r>
-      <w:r>
-        <w:rPr>
-          <w:b/>
-          <w:bCs/>
-          <w:i w:val="false"/>
-          <w:iCs w:val="false"/>
-          <w:color w:val="1A1A1A"/>
-          <w:sz w:val="24"/>
-          <w:szCs w:val="24"/>
-        </w:rPr>
-        <w:t xml:space="preserve">That is wrong and the law controls.</w:t>
+        <w:t xml:space="preserve">I.A.6 also says all suspects "shall be read a Miranda Warning, prior to any questioning."</w:t>
       </w:r>
       <w:r>
         <w:rPr>
@@ -2831,32 +2807,55 @@
           <w:sz w:val="24"/>
           <w:szCs w:val="24"/>
         </w:rPr>
-        <w:t xml:space="preserve">The reporting or investigating officer briefs the responding Sheriff's officers and provides an interview room.</w:t>
-      </w:r>
-    </w:p>
-    <w:p>
-      <w:pPr>
-        <w:pStyle w:val="Heading2"/>
-      </w:pPr>
-      <w:r>
-        <w:t xml:space="preserve">3. Evidence, if the Sheriff cannot respond at once</w:t>
-      </w:r>
-    </w:p>
-    <w:p>
-      <w:pPr>
-        <w:spacing w:after="90"/>
-      </w:pPr>
-      <w:r>
-        <w:rPr>
-          <w:b w:val="false"/>
-          <w:bCs w:val="false"/>
-          <w:i/>
-          <w:iCs/>
-          <w:color w:val="595959"/>
-          <w:sz w:val="24"/>
-          <w:szCs w:val="24"/>
-        </w:rPr>
-        <w:t xml:space="preserve">OO 1453 I.A.11</w:t>
+        <w:t xml:space="preserve"/>
+      </w:r>
+      <w:r>
+        <w:rPr>
+          <w:b/>
+          <w:bCs/>
+          <w:i w:val="false"/>
+          <w:iCs w:val="false"/>
+          <w:color w:val="1A1A1A"/>
+          <w:sz w:val="24"/>
+          <w:szCs w:val="24"/>
+        </w:rPr>
+        <w:t xml:space="preserve">STOP THERE IF THE SUSPECT IS 17 OR UNDER.</w:t>
+      </w:r>
+      <w:r>
+        <w:rPr>
+          <w:b w:val="false"/>
+          <w:bCs w:val="false"/>
+          <w:i w:val="false"/>
+          <w:iCs w:val="false"/>
+          <w:color w:val="1A1A1A"/>
+          <w:sz w:val="24"/>
+          <w:szCs w:val="24"/>
+        </w:rPr>
+        <w:t xml:space="preserve"> WIC 625.6 requires that youth to consult legal counsel, in person, by telephone or by video, BEFORE any custodial interrogation and BEFORE waiving Miranda. </w:t>
+      </w:r>
+      <w:r>
+        <w:rPr>
+          <w:b/>
+          <w:bCs/>
+          <w:i w:val="false"/>
+          <w:iCs w:val="false"/>
+          <w:color w:val="1A1A1A"/>
+          <w:sz w:val="24"/>
+          <w:szCs w:val="24"/>
+        </w:rPr>
+        <w:t xml:space="preserve">The consultation cannot be waived.</w:t>
+      </w:r>
+      <w:r>
+        <w:rPr>
+          <w:b w:val="false"/>
+          <w:bCs w:val="false"/>
+          <w:i w:val="false"/>
+          <w:iCs w:val="false"/>
+          <w:color w:val="1A1A1A"/>
+          <w:sz w:val="24"/>
+          <w:szCs w:val="24"/>
+        </w:rPr>
+        <w:t xml:space="preserve"> The order predates that statute by more than a year and does not mention it. Get the consultation, then question, and write down that you did.</w:t>
       </w:r>
     </w:p>
     <w:p>
@@ -2878,7 +2877,32 @@
           <w:sz w:val="24"/>
           <w:szCs w:val="24"/>
         </w:rPr>
-        <w:t xml:space="preserve">Duty Supervisor photographs the scene, gloves up, collects and marks each item with date, time, location, ownership and description.</w:t>
+        <w:t xml:space="preserve">Note what this does not cover: canvassing other residents to test whether the allegation is true. The order does not direct that, and it is what belongs to a trained investigator.</w:t>
+      </w:r>
+    </w:p>
+    <w:p>
+      <w:pPr>
+        <w:pStyle w:val="Heading2"/>
+      </w:pPr>
+      <w:r>
+        <w:t xml:space="preserve">3. Notify, immediately</w:t>
+      </w:r>
+    </w:p>
+    <w:p>
+      <w:pPr>
+        <w:spacing w:after="90"/>
+      </w:pPr>
+      <w:r>
+        <w:rPr>
+          <w:b w:val="false"/>
+          <w:bCs w:val="false"/>
+          <w:i/>
+          <w:iCs/>
+          <w:color w:val="595959"/>
+          <w:sz w:val="24"/>
+          <w:szCs w:val="24"/>
+        </w:rPr>
+        <w:t xml:space="preserve">OO 1453 I.A.8 to I.A.10; PC 11166(a)</w:t>
       </w:r>
     </w:p>
     <w:p>
@@ -2900,32 +2924,31 @@
           <w:sz w:val="24"/>
           <w:szCs w:val="24"/>
         </w:rPr>
-        <w:t xml:space="preserve">Seal it, log it, place it in the evidence locker at Intake and Booking.</w:t>
-      </w:r>
-    </w:p>
-    <w:p>
-      <w:pPr>
-        <w:pStyle w:val="Heading2"/>
-      </w:pPr>
-      <w:r>
-        <w:t xml:space="preserve">4. Medical and advocate</w:t>
-      </w:r>
-    </w:p>
-    <w:p>
-      <w:pPr>
-        <w:spacing w:after="90"/>
-      </w:pPr>
-      <w:r>
-        <w:rPr>
-          <w:b w:val="false"/>
-          <w:bCs w:val="false"/>
-          <w:i/>
-          <w:iCs/>
-          <w:color w:val="595959"/>
-          <w:sz w:val="24"/>
-          <w:szCs w:val="24"/>
-        </w:rPr>
-        <w:t xml:space="preserve">OO 1453 I.A.13; PREA Policy VIII.A and XV.A; PC 264.2, PC 679.04</w:t>
+        <w:t xml:space="preserve"/>
+      </w:r>
+      <w:r>
+        <w:rPr>
+          <w:b/>
+          <w:bCs/>
+          <w:i w:val="false"/>
+          <w:iCs w:val="false"/>
+          <w:color w:val="1A1A1A"/>
+          <w:sz w:val="24"/>
+          <w:szCs w:val="24"/>
+        </w:rPr>
+        <w:t xml:space="preserve">Duty Supervisor notifies the Sheriff's Department immediately</w:t>
+      </w:r>
+      <w:r>
+        <w:rPr>
+          <w:b w:val="false"/>
+          <w:bCs w:val="false"/>
+          <w:i w:val="false"/>
+          <w:iCs w:val="false"/>
+          <w:color w:val="1A1A1A"/>
+          <w:sz w:val="24"/>
+          <w:szCs w:val="24"/>
+        </w:rPr>
+        <w:t xml:space="preserve"> once it is believed a sexual assault occurred.</w:t>
       </w:r>
     </w:p>
     <w:p>
@@ -2959,19 +2982,43 @@
           <w:sz w:val="24"/>
           <w:szCs w:val="24"/>
         </w:rPr>
-        <w:t xml:space="preserve">Evidentiary examination happens off site</w:t>
-      </w:r>
-      <w:r>
-        <w:rPr>
-          <w:b w:val="false"/>
-          <w:bCs w:val="false"/>
-          <w:i w:val="false"/>
-          <w:iCs w:val="false"/>
-          <w:color w:val="1A1A1A"/>
-          <w:sz w:val="24"/>
-          <w:szCs w:val="24"/>
-        </w:rPr>
-        <w:t xml:space="preserve">, at a health facility separate from the custodial facility.</w:t>
+        <w:t xml:space="preserve">CPS by telephone immediately</w:t>
+      </w:r>
+      <w:r>
+        <w:rPr>
+          <w:b w:val="false"/>
+          <w:bCs w:val="false"/>
+          <w:i w:val="false"/>
+          <w:iCs w:val="false"/>
+          <w:color w:val="1A1A1A"/>
+          <w:sz w:val="24"/>
+          <w:szCs w:val="24"/>
+        </w:rPr>
+        <w:t xml:space="preserve">, where the age chart says a report is due. Written report on SS 8572 within 36 hours. Note: PREA Policy V.A.4 and OO 1453 I.A.9 both say 24 hours. </w:t>
+      </w:r>
+      <w:r>
+        <w:rPr>
+          <w:b/>
+          <w:bCs/>
+          <w:i w:val="false"/>
+          <w:iCs w:val="false"/>
+          <w:color w:val="1A1A1A"/>
+          <w:sz w:val="24"/>
+          <w:szCs w:val="24"/>
+        </w:rPr>
+        <w:t xml:space="preserve">That is wrong and the law controls.</w:t>
+      </w:r>
+      <w:r>
+        <w:rPr>
+          <w:b w:val="false"/>
+          <w:bCs w:val="false"/>
+          <w:i w:val="false"/>
+          <w:iCs w:val="false"/>
+          <w:color w:val="1A1A1A"/>
+          <w:sz w:val="24"/>
+          <w:szCs w:val="24"/>
+        </w:rPr>
+        <w:t xml:space="preserve"/>
       </w:r>
     </w:p>
     <w:p>
@@ -2993,7 +3040,32 @@
           <w:sz w:val="24"/>
           <w:szCs w:val="24"/>
         </w:rPr>
-        <w:t xml:space="preserve">Victim advocate, in most cases from a local Rape Crisis Center. The youth has a right to an advocate or support person during the medical examination and during investigatory interviews.</w:t>
+        <w:t xml:space="preserve">The reporting or investigating officer briefs the responding Sheriff's officers and provides an interview room.</w:t>
+      </w:r>
+    </w:p>
+    <w:p>
+      <w:pPr>
+        <w:pStyle w:val="Heading2"/>
+      </w:pPr>
+      <w:r>
+        <w:t xml:space="preserve">4. Evidence, if the Sheriff cannot respond at once</w:t>
+      </w:r>
+    </w:p>
+    <w:p>
+      <w:pPr>
+        <w:spacing w:after="90"/>
+      </w:pPr>
+      <w:r>
+        <w:rPr>
+          <w:b w:val="false"/>
+          <w:bCs w:val="false"/>
+          <w:i/>
+          <w:iCs/>
+          <w:color w:val="595959"/>
+          <w:sz w:val="24"/>
+          <w:szCs w:val="24"/>
+        </w:rPr>
+        <w:t xml:space="preserve">OO 1453 I.A.11</w:t>
       </w:r>
     </w:p>
     <w:p>
@@ -3015,32 +3087,7 @@
           <w:sz w:val="24"/>
           <w:szCs w:val="24"/>
         </w:rPr>
-        <w:t xml:space="preserve">Crisis counseling.</w:t>
-      </w:r>
-    </w:p>
-    <w:p>
-      <w:pPr>
-        <w:pStyle w:val="Heading2"/>
-      </w:pPr>
-      <w:r>
-        <w:t xml:space="preserve">5. Investigation</w:t>
-      </w:r>
-    </w:p>
-    <w:p>
-      <w:pPr>
-        <w:spacing w:after="90"/>
-      </w:pPr>
-      <w:r>
-        <w:rPr>
-          <w:b w:val="false"/>
-          <w:bCs w:val="false"/>
-          <w:i/>
-          <w:iCs/>
-          <w:color w:val="595959"/>
-          <w:sz w:val="24"/>
-          <w:szCs w:val="24"/>
-        </w:rPr>
-        <w:t xml:space="preserve">28 CFR 115.371(a); OO 1453 I.A.14</w:t>
+        <w:t xml:space="preserve">Duty Supervisor photographs the scene, gloves up, collects and marks each item with date, time, location, ownership and description.</w:t>
       </w:r>
     </w:p>
     <w:p>
@@ -3062,31 +3109,32 @@
           <w:sz w:val="24"/>
           <w:szCs w:val="24"/>
         </w:rPr>
-        <w:t xml:space="preserve"/>
-      </w:r>
-      <w:r>
-        <w:rPr>
-          <w:b/>
-          <w:bCs/>
-          <w:i w:val="false"/>
-          <w:iCs w:val="false"/>
-          <w:color w:val="1A1A1A"/>
-          <w:sz w:val="24"/>
-          <w:szCs w:val="24"/>
-        </w:rPr>
-        <w:t xml:space="preserve">Every allegation gets an administrative or criminal investigation.</w:t>
-      </w:r>
-      <w:r>
-        <w:rPr>
-          <w:b w:val="false"/>
-          <w:bCs w:val="false"/>
-          <w:i w:val="false"/>
-          <w:iCs w:val="false"/>
-          <w:color w:val="1A1A1A"/>
-          <w:sz w:val="24"/>
-          <w:szCs w:val="24"/>
-        </w:rPr>
-        <w:t xml:space="preserve"> There is no threshold of plausibility and no discretion to decide one is unnecessary.</w:t>
+        <w:t xml:space="preserve">Seal it, log it, place it in the evidence locker at Intake and Booking.</w:t>
+      </w:r>
+    </w:p>
+    <w:p>
+      <w:pPr>
+        <w:pStyle w:val="Heading2"/>
+      </w:pPr>
+      <w:r>
+        <w:t xml:space="preserve">5. Medical and advocate</w:t>
+      </w:r>
+    </w:p>
+    <w:p>
+      <w:pPr>
+        <w:spacing w:after="90"/>
+      </w:pPr>
+      <w:r>
+        <w:rPr>
+          <w:b w:val="false"/>
+          <w:bCs w:val="false"/>
+          <w:i/>
+          <w:iCs/>
+          <w:color w:val="595959"/>
+          <w:sz w:val="24"/>
+          <w:szCs w:val="24"/>
+        </w:rPr>
+        <w:t xml:space="preserve">OO 1453 I.A.13; PREA Policy VIII.A and XV.A; PC 264.2, PC 679.04</w:t>
       </w:r>
     </w:p>
     <w:p>
@@ -3108,32 +3156,31 @@
           <w:sz w:val="24"/>
           <w:szCs w:val="24"/>
         </w:rPr>
-        <w:t xml:space="preserve">Investigative reports route to the Supervising District Attorney and the Sheriff's Sexual Assaults Unit.</w:t>
-      </w:r>
-    </w:p>
-    <w:p>
-      <w:pPr>
-        <w:pStyle w:val="Heading2"/>
-      </w:pPr>
-      <w:r>
-        <w:t xml:space="preserve">6. Incident review, at the conclusion</w:t>
-      </w:r>
-    </w:p>
-    <w:p>
-      <w:pPr>
-        <w:spacing w:after="90"/>
-      </w:pPr>
-      <w:r>
-        <w:rPr>
-          <w:b w:val="false"/>
-          <w:bCs w:val="false"/>
-          <w:i/>
-          <w:iCs/>
-          <w:color w:val="595959"/>
-          <w:sz w:val="24"/>
-          <w:szCs w:val="24"/>
-        </w:rPr>
-        <w:t xml:space="preserve">OO 1453 I.A.15; PREA Policy V.A.8; 28 CFR 115.386</w:t>
+        <w:t xml:space="preserve"/>
+      </w:r>
+      <w:r>
+        <w:rPr>
+          <w:b/>
+          <w:bCs/>
+          <w:i w:val="false"/>
+          <w:iCs w:val="false"/>
+          <w:color w:val="1A1A1A"/>
+          <w:sz w:val="24"/>
+          <w:szCs w:val="24"/>
+        </w:rPr>
+        <w:t xml:space="preserve">Evidentiary examination happens off site</w:t>
+      </w:r>
+      <w:r>
+        <w:rPr>
+          <w:b w:val="false"/>
+          <w:bCs w:val="false"/>
+          <w:i w:val="false"/>
+          <w:iCs w:val="false"/>
+          <w:color w:val="1A1A1A"/>
+          <w:sz w:val="24"/>
+          <w:szCs w:val="24"/>
+        </w:rPr>
+        <w:t xml:space="preserve">, at a health facility separate from the custodial facility.</w:t>
       </w:r>
     </w:p>
     <w:p>
@@ -3155,7 +3202,7 @@
           <w:sz w:val="24"/>
           <w:szCs w:val="24"/>
         </w:rPr>
-        <w:t xml:space="preserve">Upper management conducts a review, with input from supervisors, investigators and medical or mental health staff.</w:t>
+        <w:t xml:space="preserve">Victim advocate, in most cases from a local Rape Crisis Center. The youth has a right to an advocate or support person during the medical examination and during investigatory interviews.</w:t>
       </w:r>
     </w:p>
     <w:p>
@@ -3177,7 +3224,32 @@
           <w:sz w:val="24"/>
           <w:szCs w:val="24"/>
         </w:rPr>
-        <w:t xml:space="preserve">A written report is generated and forwarded to the Department Chief.</w:t>
+        <w:t xml:space="preserve">Crisis counseling.</w:t>
+      </w:r>
+    </w:p>
+    <w:p>
+      <w:pPr>
+        <w:pStyle w:val="Heading2"/>
+      </w:pPr>
+      <w:r>
+        <w:t xml:space="preserve">6. Investigation</w:t>
+      </w:r>
+    </w:p>
+    <w:p>
+      <w:pPr>
+        <w:spacing w:after="90"/>
+      </w:pPr>
+      <w:r>
+        <w:rPr>
+          <w:b w:val="false"/>
+          <w:bCs w:val="false"/>
+          <w:i/>
+          <w:iCs/>
+          <w:color w:val="595959"/>
+          <w:sz w:val="24"/>
+          <w:szCs w:val="24"/>
+        </w:rPr>
+        <w:t xml:space="preserve">28 CFR 115.371(a); OO 1453 I.A.14</w:t>
       </w:r>
     </w:p>
     <w:p>
@@ -3199,7 +3271,7 @@
           <w:sz w:val="24"/>
           <w:szCs w:val="24"/>
         </w:rPr>
-        <w:t xml:space="preserve">The review is required for </w:t>
+        <w:t xml:space="preserve"/>
       </w:r>
       <w:r>
         <w:rPr>
@@ -3211,19 +3283,132 @@
           <w:sz w:val="24"/>
           <w:szCs w:val="24"/>
         </w:rPr>
-        <w:t xml:space="preserve">unsubstantiated</w:t>
-      </w:r>
-      <w:r>
-        <w:rPr>
-          <w:b w:val="false"/>
-          <w:bCs w:val="false"/>
-          <w:i w:val="false"/>
-          <w:iCs w:val="false"/>
-          <w:color w:val="1A1A1A"/>
-          <w:sz w:val="24"/>
-          <w:szCs w:val="24"/>
-        </w:rPr>
-        <w:t xml:space="preserve"> allegations too. Only an </w:t>
+        <w:t xml:space="preserve">Every allegation gets an administrative or criminal investigation.</w:t>
+      </w:r>
+      <w:r>
+        <w:rPr>
+          <w:b w:val="false"/>
+          <w:bCs w:val="false"/>
+          <w:i w:val="false"/>
+          <w:iCs w:val="false"/>
+          <w:color w:val="1A1A1A"/>
+          <w:sz w:val="24"/>
+          <w:szCs w:val="24"/>
+        </w:rPr>
+        <w:t xml:space="preserve"> There is no threshold of plausibility and no discretion to decide one is unnecessary.</w:t>
+      </w:r>
+    </w:p>
+    <w:p>
+      <w:pPr>
+        <w:pStyle w:val="ListParagraph"/>
+        <w:numPr>
+          <w:ilvl w:val="0"/>
+          <w:numId w:val="1"/>
+        </w:numPr>
+        <w:spacing w:after="70" w:line="264"/>
+      </w:pPr>
+      <w:r>
+        <w:rPr>
+          <w:b w:val="false"/>
+          <w:bCs w:val="false"/>
+          <w:i w:val="false"/>
+          <w:iCs w:val="false"/>
+          <w:color w:val="1A1A1A"/>
+          <w:sz w:val="24"/>
+          <w:szCs w:val="24"/>
+        </w:rPr>
+        <w:t xml:space="preserve">Investigative reports route to the Supervising District Attorney and the Sheriff's Sexual Assaults Unit.</w:t>
+      </w:r>
+    </w:p>
+    <w:p>
+      <w:pPr>
+        <w:pStyle w:val="Heading2"/>
+      </w:pPr>
+      <w:r>
+        <w:t xml:space="preserve">7. Incident review, at the conclusion</w:t>
+      </w:r>
+    </w:p>
+    <w:p>
+      <w:pPr>
+        <w:spacing w:after="90"/>
+      </w:pPr>
+      <w:r>
+        <w:rPr>
+          <w:b w:val="false"/>
+          <w:bCs w:val="false"/>
+          <w:i/>
+          <w:iCs/>
+          <w:color w:val="595959"/>
+          <w:sz w:val="24"/>
+          <w:szCs w:val="24"/>
+        </w:rPr>
+        <w:t xml:space="preserve">OO 1453 I.A.15; PREA Policy V.A.8; 28 CFR 115.386</w:t>
+      </w:r>
+    </w:p>
+    <w:p>
+      <w:pPr>
+        <w:pStyle w:val="ListParagraph"/>
+        <w:numPr>
+          <w:ilvl w:val="0"/>
+          <w:numId w:val="1"/>
+        </w:numPr>
+        <w:spacing w:after="70" w:line="264"/>
+      </w:pPr>
+      <w:r>
+        <w:rPr>
+          <w:b w:val="false"/>
+          <w:bCs w:val="false"/>
+          <w:i w:val="false"/>
+          <w:iCs w:val="false"/>
+          <w:color w:val="1A1A1A"/>
+          <w:sz w:val="24"/>
+          <w:szCs w:val="24"/>
+        </w:rPr>
+        <w:t xml:space="preserve">Upper management conducts a review, with input from supervisors, investigators and medical or mental health staff.</w:t>
+      </w:r>
+    </w:p>
+    <w:p>
+      <w:pPr>
+        <w:pStyle w:val="ListParagraph"/>
+        <w:numPr>
+          <w:ilvl w:val="0"/>
+          <w:numId w:val="1"/>
+        </w:numPr>
+        <w:spacing w:after="70" w:line="264"/>
+      </w:pPr>
+      <w:r>
+        <w:rPr>
+          <w:b w:val="false"/>
+          <w:bCs w:val="false"/>
+          <w:i w:val="false"/>
+          <w:iCs w:val="false"/>
+          <w:color w:val="1A1A1A"/>
+          <w:sz w:val="24"/>
+          <w:szCs w:val="24"/>
+        </w:rPr>
+        <w:t xml:space="preserve">A written report is generated and forwarded to the Department Chief.</w:t>
+      </w:r>
+    </w:p>
+    <w:p>
+      <w:pPr>
+        <w:pStyle w:val="ListParagraph"/>
+        <w:numPr>
+          <w:ilvl w:val="0"/>
+          <w:numId w:val="1"/>
+        </w:numPr>
+        <w:spacing w:after="70" w:line="264"/>
+      </w:pPr>
+      <w:r>
+        <w:rPr>
+          <w:b w:val="false"/>
+          <w:bCs w:val="false"/>
+          <w:i w:val="false"/>
+          <w:iCs w:val="false"/>
+          <w:color w:val="1A1A1A"/>
+          <w:sz w:val="24"/>
+          <w:szCs w:val="24"/>
+        </w:rPr>
+        <w:t xml:space="preserve">The review is required for </w:t>
       </w:r>
       <w:r>
         <w:rPr>
@@ -3235,6 +3420,30 @@
           <w:sz w:val="24"/>
           <w:szCs w:val="24"/>
         </w:rPr>
+        <w:t xml:space="preserve">unsubstantiated</w:t>
+      </w:r>
+      <w:r>
+        <w:rPr>
+          <w:b w:val="false"/>
+          <w:bCs w:val="false"/>
+          <w:i w:val="false"/>
+          <w:iCs w:val="false"/>
+          <w:color w:val="1A1A1A"/>
+          <w:sz w:val="24"/>
+          <w:szCs w:val="24"/>
+        </w:rPr>
+        <w:t xml:space="preserve"> allegations too. Only an </w:t>
+      </w:r>
+      <w:r>
+        <w:rPr>
+          <w:b/>
+          <w:bCs/>
+          <w:i w:val="false"/>
+          <w:iCs w:val="false"/>
+          <w:color w:val="1A1A1A"/>
+          <w:sz w:val="24"/>
+          <w:szCs w:val="24"/>
+        </w:rPr>
         <w:t xml:space="preserve">unfounded</w:t>
       </w:r>
       <w:r>
@@ -3255,7 +3464,7 @@
         <w:pStyle w:val="Heading2"/>
       </w:pPr>
       <w:r>
-        <w:t xml:space="preserve">7. Ongoing, and the part most often missed</w:t>
+        <w:t xml:space="preserve">8. Ongoing, and the part most often missed</w:t>
       </w:r>
     </w:p>
     <w:p>
@@ -3408,6 +3617,52 @@
                 <w:numId w:val="1"/>
               </w:numPr>
               <w:spacing w:after="60" w:before="60" w:line="264"/>
+            </w:pPr>
+            <w:r>
+              <w:rPr>
+                <w:b w:val="false"/>
+                <w:bCs w:val="false"/>
+                <w:i w:val="false"/>
+                <w:iCs w:val="false"/>
+                <w:color w:val="1A1A1A"/>
+                <w:sz w:val="24"/>
+                <w:szCs w:val="24"/>
+              </w:rPr>
+              <w:t xml:space="preserve"/>
+            </w:r>
+            <w:r>
+              <w:rPr>
+                <w:b/>
+                <w:bCs/>
+                <w:i w:val="false"/>
+                <w:iCs w:val="false"/>
+                <w:color w:val="1A1A1A"/>
+                <w:sz w:val="24"/>
+                <w:szCs w:val="24"/>
+              </w:rPr>
+              <w:t xml:space="preserve">I.A.6 is a year and a half out of date and it can cost you the case.</w:t>
+            </w:r>
+            <w:r>
+              <w:rPr>
+                <w:b w:val="false"/>
+                <w:bCs w:val="false"/>
+                <w:i w:val="false"/>
+                <w:iCs w:val="false"/>
+                <w:color w:val="1A1A1A"/>
+                <w:sz w:val="24"/>
+                <w:szCs w:val="24"/>
+              </w:rPr>
+              <w:t xml:space="preserve"> It directs a Miranda warning before questioning a suspect and says nothing about the WIC 625.6 counsel consultation, which has been mandatory and unwaivable for youth 17 and under since 01/01/2021. The order was last revised 12/09/2019. Courts weigh noncompliance on admissibility, and weigh a willful violation against the officer's credibility.</w:t>
+            </w:r>
+          </w:p>
+          <w:p>
+            <w:pPr>
+              <w:pStyle w:val="ListParagraph"/>
+              <w:numPr>
+                <w:ilvl w:val="0"/>
+                <w:numId w:val="1"/>
+              </w:numPr>
+              <w:spacing w:after="60" w:before="40" w:line="264"/>
             </w:pPr>
             <w:r>
               <w:rPr>
@@ -3985,35 +4240,7 @@
                 <w:sz w:val="24"/>
                 <w:szCs w:val="24"/>
               </w:rPr>
-              <w:t xml:space="preserve">Classifies the incident against the tier chart. Protects: separation, housing, the 115.362 call. Preserves evidence and video. Notifies out. Documents and hands off.</w:t>
-            </w:r>
-          </w:p>
-        </w:tc>
-        <w:tc>
-          <w:tcPr>
-            <w:tcW w:type="dxa" w:w="3740"/>
-            <w:tcMar>
-              <w:top w:type="dxa" w:w="60"/>
-              <w:left w:type="dxa" w:w="100"/>
-              <w:bottom w:type="dxa" w:w="60"/>
-              <w:right w:type="dxa" w:w="100"/>
-            </w:tcMar>
-          </w:tcPr>
-          <w:p>
-            <w:pPr>
-              <w:spacing w:after="40" w:before="40" w:line="240"/>
-            </w:pPr>
-            <w:r>
-              <w:rPr>
-                <w:b w:val="false"/>
-                <w:bCs w:val="false"/>
-                <w:i w:val="false"/>
-                <w:iCs w:val="false"/>
-                <w:color w:val="1A1A1A"/>
-                <w:sz w:val="24"/>
-                <w:szCs w:val="24"/>
-              </w:rPr>
-              <w:t xml:space="preserve"/>
+              <w:t xml:space="preserve">Classifies the incident against the tier chart. Protects: separation, housing, the 115.362 call. Preserves evidence and video. </w:t>
             </w:r>
             <w:r>
               <w:rPr>
@@ -4025,19 +4252,71 @@
                 <w:sz w:val="24"/>
                 <w:szCs w:val="24"/>
               </w:rPr>
-              <w:t xml:space="preserve">Does not conduct the fact finding.</w:t>
-            </w:r>
-            <w:r>
-              <w:rPr>
-                <w:b w:val="false"/>
-                <w:bCs w:val="false"/>
-                <w:i w:val="false"/>
-                <w:iCs w:val="false"/>
-                <w:color w:val="1A1A1A"/>
-                <w:sz w:val="24"/>
-                <w:szCs w:val="24"/>
-              </w:rPr>
-              <w:t xml:space="preserve"> Does not interview witnesses to test whether the allegation is true. Does not identify residents who asked to stay anonymous. Does not decide the case.</w:t>
+              <w:t xml:space="preserve">Takes the initial statement from the victim and the suspect, which OO 1453 I.A.6 directs.</w:t>
+            </w:r>
+            <w:r>
+              <w:rPr>
+                <w:b w:val="false"/>
+                <w:bCs w:val="false"/>
+                <w:i w:val="false"/>
+                <w:iCs w:val="false"/>
+                <w:color w:val="1A1A1A"/>
+                <w:sz w:val="24"/>
+                <w:szCs w:val="24"/>
+              </w:rPr>
+              <w:t xml:space="preserve"> Notifies out. Documents and hands off.</w:t>
+            </w:r>
+          </w:p>
+        </w:tc>
+        <w:tc>
+          <w:tcPr>
+            <w:tcW w:type="dxa" w:w="3740"/>
+            <w:tcMar>
+              <w:top w:type="dxa" w:w="60"/>
+              <w:left w:type="dxa" w:w="100"/>
+              <w:bottom w:type="dxa" w:w="60"/>
+              <w:right w:type="dxa" w:w="100"/>
+            </w:tcMar>
+          </w:tcPr>
+          <w:p>
+            <w:pPr>
+              <w:spacing w:after="40" w:before="40" w:line="240"/>
+            </w:pPr>
+            <w:r>
+              <w:rPr>
+                <w:b w:val="false"/>
+                <w:bCs w:val="false"/>
+                <w:i w:val="false"/>
+                <w:iCs w:val="false"/>
+                <w:color w:val="1A1A1A"/>
+                <w:sz w:val="24"/>
+                <w:szCs w:val="24"/>
+              </w:rPr>
+              <w:t xml:space="preserve">Does not canvass further witnesses to test whether the allegation is true. That is not directed anywhere in the order and it is what belongs to a trained investigator. Does not identify residents who asked to stay anonymous. Does not decide the case. </w:t>
+            </w:r>
+            <w:r>
+              <w:rPr>
+                <w:b/>
+                <w:bCs/>
+                <w:i w:val="false"/>
+                <w:iCs w:val="false"/>
+                <w:color w:val="1A1A1A"/>
+                <w:sz w:val="24"/>
+                <w:szCs w:val="24"/>
+              </w:rPr>
+              <w:t xml:space="preserve">And does not Mirandize and question a suspect aged 17 or under without the WIC 625.6 counsel consultation, which I.A.6 does not mention. See the warning below.</w:t>
+            </w:r>
+            <w:r>
+              <w:rPr>
+                <w:b w:val="false"/>
+                <w:bCs w:val="false"/>
+                <w:i w:val="false"/>
+                <w:iCs w:val="false"/>
+                <w:color w:val="1A1A1A"/>
+                <w:sz w:val="24"/>
+                <w:szCs w:val="24"/>
+              </w:rPr>
+              <w:t xml:space="preserve"/>
             </w:r>
           </w:p>
         </w:tc>
@@ -4881,7 +5160,31 @@
                 <w:sz w:val="24"/>
                 <w:szCs w:val="24"/>
               </w:rPr>
-              <w:t xml:space="preserve">Accompanies the youth through the medical examination and through investigatory interviews. PC 264.2 and PC 679.04 give those rights, and OO 1453 I.A.13 recites them.</w:t>
+              <w:t xml:space="preserve">Accompanies the youth through the medical examination (PC 264.2) and through investigatory interviews </w:t>
+            </w:r>
+            <w:r>
+              <w:rPr>
+                <w:b/>
+                <w:bCs/>
+                <w:i w:val="false"/>
+                <w:iCs w:val="false"/>
+                <w:color w:val="1A1A1A"/>
+                <w:sz w:val="24"/>
+                <w:szCs w:val="24"/>
+              </w:rPr>
+              <w:t xml:space="preserve">conducted by law enforcement, the district attorney or defense counsel</w:t>
+            </w:r>
+            <w:r>
+              <w:rPr>
+                <w:b w:val="false"/>
+                <w:bCs w:val="false"/>
+                <w:i w:val="false"/>
+                <w:iCs w:val="false"/>
+                <w:color w:val="1A1A1A"/>
+                <w:sz w:val="24"/>
+                <w:szCs w:val="24"/>
+              </w:rPr>
+              <w:t xml:space="preserve"> (PC 679.04). OO 1453 I.A.13 recites both.</w:t>
             </w:r>
           </w:p>
         </w:tc>
@@ -4909,7 +5212,7 @@
                 <w:sz w:val="24"/>
                 <w:szCs w:val="24"/>
               </w:rPr>
-              <w:t xml:space="preserve">Cannot be offered after the fact. If an interview already happened without one, the right was already spent.</w:t>
+              <w:t xml:space="preserve">Does not, on the face of the statute, attach to the I.A.6 initial statement taken by the duty supervisor. The one interview the order assigns to facility staff is the only one in the sequence with no advocate right attached. Cannot be offered after the fact either: if an interview already happened without one, the right was already spent.</w:t>
             </w:r>
           </w:p>
         </w:tc>
@@ -5081,7 +5384,7 @@
         <w:pStyle w:val="Heading2"/>
       </w:pPr>
       <w:r>
-        <w:t xml:space="preserve">The stop-point, stated plainly</w:t>
+        <w:t xml:space="preserve">The stop-point, corrected against OO 1453</w:t>
       </w:r>
     </w:p>
     <w:p>
@@ -5103,7 +5406,7 @@
           <w:sz w:val="24"/>
           <w:szCs w:val="24"/>
         </w:rPr>
-        <w:t xml:space="preserve">You classify. You protect. You preserve. You notify. You document. </w:t>
+        <w:t xml:space="preserve"/>
       </w:r>
       <w:r>
         <w:rPr>
@@ -5115,19 +5418,43 @@
           <w:sz w:val="24"/>
           <w:szCs w:val="24"/>
         </w:rPr>
-        <w:t xml:space="preserve">Then you stop and hand off.</w:t>
-      </w:r>
-      <w:r>
-        <w:rPr>
-          <w:b w:val="false"/>
-          <w:bCs w:val="false"/>
-          <w:i w:val="false"/>
-          <w:iCs w:val="false"/>
-          <w:color w:val="1A1A1A"/>
-          <w:sz w:val="24"/>
-          <w:szCs w:val="24"/>
-        </w:rPr>
-        <w:t xml:space="preserve"/>
+        <w:t xml:space="preserve">Corrected on 10/29.</w:t>
+      </w:r>
+      <w:r>
+        <w:rPr>
+          <w:b w:val="false"/>
+          <w:bCs w:val="false"/>
+          <w:i w:val="false"/>
+          <w:iCs w:val="false"/>
+          <w:color w:val="1A1A1A"/>
+          <w:sz w:val="24"/>
+          <w:szCs w:val="24"/>
+        </w:rPr>
+        <w:t xml:space="preserve"> An earlier version of this matrix told supervisors they do not conduct fact finding and do not interview. </w:t>
+      </w:r>
+      <w:r>
+        <w:rPr>
+          <w:b/>
+          <w:bCs/>
+          <w:i w:val="false"/>
+          <w:iCs w:val="false"/>
+          <w:color w:val="1A1A1A"/>
+          <w:sz w:val="24"/>
+          <w:szCs w:val="24"/>
+        </w:rPr>
+        <w:t xml:space="preserve">OO 1453 I.A.6 says otherwise:</w:t>
+      </w:r>
+      <w:r>
+        <w:rPr>
+          <w:b w:val="false"/>
+          <w:bCs w:val="false"/>
+          <w:i w:val="false"/>
+          <w:iCs w:val="false"/>
+          <w:color w:val="1A1A1A"/>
+          <w:sz w:val="24"/>
+          <w:szCs w:val="24"/>
+        </w:rPr>
+        <w:t xml:space="preserve"> "The duty supervisor shall take an initial statement from the victim and suspect." The order had not been produced when that was written. The stop-point moves; it does not disappear.</w:t>
       </w:r>
     </w:p>
     <w:p>
@@ -5149,7 +5476,55 @@
           <w:sz w:val="24"/>
           <w:szCs w:val="24"/>
         </w:rPr>
-        <w:t xml:space="preserve">The handoff is the point of the memo. Write what you observed, what the resident said verbatim, what you did, and what you classified it as. That is a complete supervisor product.</w:t>
+        <w:t xml:space="preserve">You classify. You protect. You preserve. </w:t>
+      </w:r>
+      <w:r>
+        <w:rPr>
+          <w:b/>
+          <w:bCs/>
+          <w:i w:val="false"/>
+          <w:iCs w:val="false"/>
+          <w:color w:val="1A1A1A"/>
+          <w:sz w:val="24"/>
+          <w:szCs w:val="24"/>
+        </w:rPr>
+        <w:t xml:space="preserve">You take the initial statement from the victim and the suspect, because I.A.6 directs it.</w:t>
+      </w:r>
+      <w:r>
+        <w:rPr>
+          <w:b w:val="false"/>
+          <w:bCs w:val="false"/>
+          <w:i w:val="false"/>
+          <w:iCs w:val="false"/>
+          <w:color w:val="1A1A1A"/>
+          <w:sz w:val="24"/>
+          <w:szCs w:val="24"/>
+        </w:rPr>
+        <w:t xml:space="preserve"> You notify. You document. </w:t>
+      </w:r>
+      <w:r>
+        <w:rPr>
+          <w:b/>
+          <w:bCs/>
+          <w:i w:val="false"/>
+          <w:iCs w:val="false"/>
+          <w:color w:val="1A1A1A"/>
+          <w:sz w:val="24"/>
+          <w:szCs w:val="24"/>
+        </w:rPr>
+        <w:t xml:space="preserve">Then you stop and hand off.</w:t>
+      </w:r>
+      <w:r>
+        <w:rPr>
+          <w:b w:val="false"/>
+          <w:bCs w:val="false"/>
+          <w:i w:val="false"/>
+          <w:iCs w:val="false"/>
+          <w:color w:val="1A1A1A"/>
+          <w:sz w:val="24"/>
+          <w:szCs w:val="24"/>
+        </w:rPr>
+        <w:t xml:space="preserve"/>
       </w:r>
     </w:p>
     <w:p>
@@ -5171,7 +5546,7 @@
           <w:sz w:val="24"/>
           <w:szCs w:val="24"/>
         </w:rPr>
-        <w:t xml:space="preserve">What turns a response into an investigation is </w:t>
+        <w:t xml:space="preserve"/>
       </w:r>
       <w:r>
         <w:rPr>
@@ -5183,19 +5558,19 @@
           <w:sz w:val="24"/>
           <w:szCs w:val="24"/>
         </w:rPr>
-        <w:t xml:space="preserve">asking questions to find out whether it is true</w:t>
-      </w:r>
-      <w:r>
-        <w:rPr>
-          <w:b w:val="false"/>
-          <w:bCs w:val="false"/>
-          <w:i w:val="false"/>
-          <w:iCs w:val="false"/>
-          <w:color w:val="1A1A1A"/>
-          <w:sz w:val="24"/>
-          <w:szCs w:val="24"/>
-        </w:rPr>
-        <w:t xml:space="preserve">. Establishing who was involved and keeping them safe is response. Testing the allegation is investigation, and it belongs to someone trained for it, with the advocate rights attached.</w:t>
+        <w:t xml:space="preserve">What is still on the far side of the line:</w:t>
+      </w:r>
+      <w:r>
+        <w:rPr>
+          <w:b w:val="false"/>
+          <w:bCs w:val="false"/>
+          <w:i w:val="false"/>
+          <w:iCs w:val="false"/>
+          <w:color w:val="1A1A1A"/>
+          <w:sz w:val="24"/>
+          <w:szCs w:val="24"/>
+        </w:rPr>
+        <w:t xml:space="preserve"> canvassing further witnesses to find out whether the allegation is true. Nothing in the order directs that, and it is what belongs to a trained investigator under 115.334. Taking a statement from the two people involved is first response. Working the unit to test the account is investigation.</w:t>
       </w:r>
     </w:p>
     <w:p>
@@ -5217,7 +5592,31 @@
           <w:sz w:val="24"/>
           <w:szCs w:val="24"/>
         </w:rPr>
-        <w:t xml:space="preserve">Three practical reasons, and the third is the one that bites. An untrained interview of a minor about sexual contact becomes the other side's exhibit later. The advocate rights under PC 679.04 attach to investigative interviews and cannot be offered retroactively. And identifying residents who asked for anonymity burns the witnesses and creates the retaliation exposure that 115.367 exists to prevent.</w:t>
+        <w:t xml:space="preserve"/>
+      </w:r>
+      <w:r>
+        <w:rPr>
+          <w:b/>
+          <w:bCs/>
+          <w:i w:val="false"/>
+          <w:iCs w:val="false"/>
+          <w:color w:val="1A1A1A"/>
+          <w:sz w:val="24"/>
+          <w:szCs w:val="24"/>
+        </w:rPr>
+        <w:t xml:space="preserve">Anonymity is the practical test.</w:t>
+      </w:r>
+      <w:r>
+        <w:rPr>
+          <w:b w:val="false"/>
+          <w:bCs w:val="false"/>
+          <w:i w:val="false"/>
+          <w:iCs w:val="false"/>
+          <w:color w:val="1A1A1A"/>
+          <w:sz w:val="24"/>
+          <w:szCs w:val="24"/>
+        </w:rPr>
+        <w:t xml:space="preserve"> If residents asked not to be identified, do not go and find them. Identifying them burns the witnesses and creates the retaliation exposure 115.367 exists to prevent, and it is not something I.A.6 asks of you.</w:t>
       </w:r>
     </w:p>
     <w:p>
@@ -5225,7 +5624,7 @@
         <w:pStyle w:val="Heading2"/>
       </w:pPr>
       <w:r>
-        <w:t xml:space="preserve">The decision the department has to make</w:t>
+        <w:t xml:space="preserve">Two things the department has to fix, one urgent</w:t>
       </w:r>
     </w:p>
     <w:tbl>
@@ -5269,7 +5668,7 @@
                 <w:sz w:val="24"/>
                 <w:szCs w:val="24"/>
               </w:rPr>
-              <w:t xml:space="preserve">115.371(a) requires an administrative </w:t>
+              <w:t xml:space="preserve"/>
             </w:r>
             <w:r>
               <w:rPr>
@@ -5281,19 +5680,19 @@
                 <w:sz w:val="24"/>
                 <w:szCs w:val="24"/>
               </w:rPr>
-              <w:t xml:space="preserve">or</w:t>
-            </w:r>
-            <w:r>
-              <w:rPr>
-                <w:b w:val="false"/>
-                <w:bCs w:val="false"/>
-                <w:i w:val="false"/>
-                <w:iCs w:val="false"/>
-                <w:color w:val="1A1A1A"/>
-                <w:sz w:val="24"/>
-                <w:szCs w:val="24"/>
-              </w:rPr>
-              <w:t xml:space="preserve"> criminal investigation for every allegation. For the middle band the answer is the administrative branch, and the department has not built it. Internal Affairs is written for employee misconduct. Nothing in the documents reviewed names who investigates a resident-on-resident allegation that is not a criminal callout. So supervisors fill the gap, which is a reasonable thing to do in a vacuum and the wrong place for the duty to sit, because the same person is also protecting, housing and classifying. </w:t>
+              <w:t xml:space="preserve">URGENT, AND IT IS A LEGAL EXPOSURE ON THE SUPERVISOR PERSONALLY.</w:t>
+            </w:r>
+            <w:r>
+              <w:rPr>
+                <w:b w:val="false"/>
+                <w:bCs w:val="false"/>
+                <w:i w:val="false"/>
+                <w:iCs w:val="false"/>
+                <w:color w:val="1A1A1A"/>
+                <w:sz w:val="24"/>
+                <w:szCs w:val="24"/>
+              </w:rPr>
+              <w:t xml:space="preserve"> I.A.6 directs a Miranda warning before questioning a suspect. It says nothing about </w:t>
             </w:r>
             <w:r>
               <w:rPr>
@@ -5305,19 +5704,139 @@
                 <w:sz w:val="24"/>
                 <w:szCs w:val="24"/>
               </w:rPr>
-              <w:t xml:space="preserve">Two defensible answers, and the department has to pick one.</w:t>
-            </w:r>
-            <w:r>
-              <w:rPr>
-                <w:b w:val="false"/>
-                <w:bCs w:val="false"/>
-                <w:i w:val="false"/>
-                <w:iCs w:val="false"/>
-                <w:color w:val="1A1A1A"/>
-                <w:sz w:val="24"/>
-                <w:szCs w:val="24"/>
-              </w:rPr>
-              <w:t xml:space="preserve"> Either designate someone to conduct youth-on-youth administrative investigations, which is recommended change 8, or write down that the Duty Supervisor does it and build the 115.334 training, the advocate rights and the anonymity handling around that role. What is not defensible is leaving the duty real, unassigned and absorbed by whoever is on shift.</w:t>
+              <w:t xml:space="preserve">WIC 625.6</w:t>
+            </w:r>
+            <w:r>
+              <w:rPr>
+                <w:b w:val="false"/>
+                <w:bCs w:val="false"/>
+                <w:i w:val="false"/>
+                <w:iCs w:val="false"/>
+                <w:color w:val="1A1A1A"/>
+                <w:sz w:val="24"/>
+                <w:szCs w:val="24"/>
+              </w:rPr>
+              <w:t xml:space="preserve">, which since 01/01/2021 requires a youth </w:t>
+            </w:r>
+            <w:r>
+              <w:rPr>
+                <w:b/>
+                <w:bCs/>
+                <w:i w:val="false"/>
+                <w:iCs w:val="false"/>
+                <w:color w:val="1A1A1A"/>
+                <w:sz w:val="24"/>
+                <w:szCs w:val="24"/>
+              </w:rPr>
+              <w:t xml:space="preserve">17 or younger</w:t>
+            </w:r>
+            <w:r>
+              <w:rPr>
+                <w:b w:val="false"/>
+                <w:bCs w:val="false"/>
+                <w:i w:val="false"/>
+                <w:iCs w:val="false"/>
+                <w:color w:val="1A1A1A"/>
+                <w:sz w:val="24"/>
+                <w:szCs w:val="24"/>
+              </w:rPr>
+              <w:t xml:space="preserve"> to consult legal counsel, in person, by telephone or by video, </w:t>
+            </w:r>
+            <w:r>
+              <w:rPr>
+                <w:b/>
+                <w:bCs/>
+                <w:i w:val="false"/>
+                <w:iCs w:val="false"/>
+                <w:color w:val="1A1A1A"/>
+                <w:sz w:val="24"/>
+                <w:szCs w:val="24"/>
+              </w:rPr>
+              <w:t xml:space="preserve">before</w:t>
+            </w:r>
+            <w:r>
+              <w:rPr>
+                <w:b w:val="false"/>
+                <w:bCs w:val="false"/>
+                <w:i w:val="false"/>
+                <w:iCs w:val="false"/>
+                <w:color w:val="1A1A1A"/>
+                <w:sz w:val="24"/>
+                <w:szCs w:val="24"/>
+              </w:rPr>
+              <w:t xml:space="preserve"> a custodial interrogation and </w:t>
+            </w:r>
+            <w:r>
+              <w:rPr>
+                <w:b/>
+                <w:bCs/>
+                <w:i w:val="false"/>
+                <w:iCs w:val="false"/>
+                <w:color w:val="1A1A1A"/>
+                <w:sz w:val="24"/>
+                <w:szCs w:val="24"/>
+              </w:rPr>
+              <w:t xml:space="preserve">before</w:t>
+            </w:r>
+            <w:r>
+              <w:rPr>
+                <w:b w:val="false"/>
+                <w:bCs w:val="false"/>
+                <w:i w:val="false"/>
+                <w:iCs w:val="false"/>
+                <w:color w:val="1A1A1A"/>
+                <w:sz w:val="24"/>
+                <w:szCs w:val="24"/>
+              </w:rPr>
+              <w:t xml:space="preserve"> waiving Miranda, and which provides that the consultation </w:t>
+            </w:r>
+            <w:r>
+              <w:rPr>
+                <w:b/>
+                <w:bCs/>
+                <w:i w:val="false"/>
+                <w:iCs w:val="false"/>
+                <w:color w:val="1A1A1A"/>
+                <w:sz w:val="24"/>
+                <w:szCs w:val="24"/>
+              </w:rPr>
+              <w:t xml:space="preserve">may not be waived</w:t>
+            </w:r>
+            <w:r>
+              <w:rPr>
+                <w:b w:val="false"/>
+                <w:bCs w:val="false"/>
+                <w:i w:val="false"/>
+                <w:iCs w:val="false"/>
+                <w:color w:val="1A1A1A"/>
+                <w:sz w:val="24"/>
+                <w:szCs w:val="24"/>
+              </w:rPr>
+              <w:t xml:space="preserve">. OO 1453 was last revised 12/09/2019, more than a year before that took effect. WIC 625.6(b) directs courts to weigh noncompliance when deciding whether the youth's statements come in, and to weigh a willful violation against the officer's credibility under Evidence Code 780. Until I.A.6 is amended, get the 625.6 consultation before any questioning of a suspect aged 17 or under, and record that you did. </w:t>
+            </w:r>
+            <w:r>
+              <w:rPr>
+                <w:b/>
+                <w:bCs/>
+                <w:i w:val="false"/>
+                <w:iCs w:val="false"/>
+                <w:color w:val="1A1A1A"/>
+                <w:sz w:val="24"/>
+                <w:szCs w:val="24"/>
+              </w:rPr>
+              <w:t xml:space="preserve">Second, and structural:</w:t>
+            </w:r>
+            <w:r>
+              <w:rPr>
+                <w:b w:val="false"/>
+                <w:bCs w:val="false"/>
+                <w:i w:val="false"/>
+                <w:iCs w:val="false"/>
+                <w:color w:val="1A1A1A"/>
+                <w:sz w:val="24"/>
+                <w:szCs w:val="24"/>
+              </w:rPr>
+              <w:t xml:space="preserve"> 115.371(a) requires an administrative or criminal investigation for every allegation. The Sheriff covers the criminal branch. Nothing names who runs the administrative branch for youth-on-youth allegations, and Internal Affairs is written for employee misconduct. Register rows 60 and 91.</w:t>
             </w:r>
           </w:p>
         </w:tc>

--- a/deliverables/PREA_Supervisor_Field_Card.docx
+++ b/deliverables/PREA_Supervisor_Field_Card.docx
@@ -5949,7 +5949,7 @@
           <w:sz w:val="24"/>
           <w:szCs w:val="24"/>
         </w:rPr>
-        <w:t xml:space="preserve">Generated from drafts/supervisor-guide.json by npm run field-card. Do not hand-edit this file; the next build overwrites it. Drawn from gap register Revision 9.</w:t>
+        <w:t xml:space="preserve">Generated from drafts/supervisor-guide.json by npm run field-card. Do not hand-edit this file; the next build overwrites it. Drawn from gap register Revision 10.</w:t>
       </w:r>
     </w:p>
     <w:sectPr>

--- a/deliverables/PREA_Supervisor_Field_Card.docx
+++ b/deliverables/PREA_Supervisor_Field_Card.docx
@@ -2507,7 +2507,7 @@
           <w:sz w:val="24"/>
           <w:szCs w:val="24"/>
         </w:rPr>
-        <w:t xml:space="preserve">Classifying it is the start, not the end. This is the sequence OO 1453 and the PREA Policy set out, in order. Provenance: OO 1453 has never been produced to this review, so these section numbers and their content trace to the gap register, which traces to the earlier review that did read the order. Confirm against the order before relying on a number.</w:t>
+        <w:t xml:space="preserve">Classifying it is the start, not the end. This is the sequence OO 1453 and the PREA Policy set out, in order. Provenance: OO 1453 was produced and read in full on 10/29, and every section number below is quoted from the order itself. Note the scope limiter the order carries throughout: every operative duty in it is keyed to "sexual assault", so on its face it does not reach harassment, exposure, or touching not characterised as assault.</w:t>
       </w:r>
     </w:p>
     <w:p>

--- a/deliverables/PREA_Supervisor_Field_Card.docx
+++ b/deliverables/PREA_Supervisor_Field_Card.docx
@@ -2419,7 +2419,7 @@
           <w:sz w:val="24"/>
           <w:szCs w:val="24"/>
         </w:rPr>
-        <w:t xml:space="preserve">Generated from drafts/supervisor-guide.json by npm run field-card, from gap register Revision 10. Do not hand-edit.</w:t>
+        <w:t xml:space="preserve">Generated from drafts/supervisor-guide.json by npm run field-card, from gap register Revision 11. Do not hand-edit.</w:t>
       </w:r>
     </w:p>
     <w:sectPr>

--- a/deliverables/PREA_Supervisor_Field_Card.docx
+++ b/deliverables/PREA_Supervisor_Field_Card.docx
@@ -2419,7 +2419,7 @@
           <w:sz w:val="24"/>
           <w:szCs w:val="24"/>
         </w:rPr>
-        <w:t xml:space="preserve">Generated from drafts/supervisor-guide.json by npm run field-card, from gap register Revision 11. Do not hand-edit.</w:t>
+        <w:t xml:space="preserve">Drawn from gap register Revision 11. This copy is regenerated from source; edits made here are not carried forward.</w:t>
       </w:r>
     </w:p>
     <w:sectPr>

--- a/deliverables/PREA_Supervisor_Field_Card.docx
+++ b/deliverables/PREA_Supervisor_Field_Card.docx
@@ -33,7 +33,7 @@
           <w:sz w:val="24"/>
           <w:szCs w:val="24"/>
         </w:rPr>
-        <w:t xml:space="preserve">Supervisor field version. One page. Classify it, act, write it down.</w:t>
+        <w:t xml:space="preserve">One page. Five steps. Work them in order.</w:t>
       </w:r>
       <w:r>
         <w:rPr>
@@ -89,7 +89,7 @@
                 <w:sz w:val="24"/>
                 <w:szCs w:val="24"/>
               </w:rPr>
-              <w:t xml:space="preserve">Five steps, in order. Ages first, because age decides the CPS column before you look at the conduct. Everything past the classification decision, who investigates and where your role stops, is in the Supervisor Decision Guide.</w:t>
+              <w:t xml:space="preserve">Ages first. Age decides the CPS answer before you even look at what happened. Everything else, who investigates and where you stop, is in the Decision Guide.</w:t>
             </w:r>
           </w:p>
         </w:tc>
@@ -122,7 +122,7 @@
           <w:sz w:val="34"/>
           <w:szCs w:val="34"/>
         </w:rPr>
-        <w:t xml:space="preserve">Ages, before anything else</w:t>
+        <w:t xml:space="preserve">Ages first</w:t>
       </w:r>
     </w:p>
     <w:p>
@@ -139,7 +139,7 @@
           <w:sz w:val="24"/>
           <w:szCs w:val="24"/>
         </w:rPr>
-        <w:t xml:space="preserve">Settle this first. Residents 18 and over are not children for CANRA, whatever the court jurisdiction, and the department does not treat them as dependent adults.</w:t>
+        <w:t xml:space="preserve">Settle this first. Anyone 18 or over is not a child for CANRA, whatever the court says.</w:t>
       </w:r>
     </w:p>
     <w:tbl>
@@ -332,7 +332,7 @@
                 <w:sz w:val="24"/>
                 <w:szCs w:val="24"/>
               </w:rPr>
-              <w:t xml:space="preserve"/>
+              <w:t xml:space="preserve">Use the chart as written. </w:t>
             </w:r>
             <w:r>
               <w:rPr>
@@ -344,19 +344,77 @@
                 <w:sz w:val="24"/>
                 <w:szCs w:val="24"/>
               </w:rPr>
-              <w:t xml:space="preserve">Still reports</w:t>
-            </w:r>
-            <w:r>
-              <w:rPr>
-                <w:b w:val="false"/>
-                <w:bCs w:val="false"/>
-                <w:i w:val="false"/>
-                <w:iCs w:val="false"/>
-                <w:color w:val="1A1A1A"/>
-                <w:sz w:val="24"/>
-                <w:szCs w:val="24"/>
-              </w:rPr>
-              <w:t xml:space="preserve">, on every tier the chart says YES. </w:t>
+              <w:t xml:space="preserve">Never ask whether they consented.</w:t>
+            </w:r>
+            <w:r>
+              <w:rPr>
+                <w:b w:val="false"/>
+                <w:bCs w:val="false"/>
+                <w:i w:val="false"/>
+                <w:iCs w:val="false"/>
+                <w:color w:val="1A1A1A"/>
+                <w:sz w:val="24"/>
+                <w:szCs w:val="24"/>
+              </w:rPr>
+              <w:t xml:space="preserve"> A minor cannot consent with an adult.</w:t>
+            </w:r>
+          </w:p>
+        </w:tc>
+      </w:tr>
+      <w:tr>
+        <w:tc>
+          <w:tcPr>
+            <w:tcW w:type="dxa" w:w="3400"/>
+            <w:tcMar>
+              <w:top w:type="dxa" w:w="60"/>
+              <w:left w:type="dxa" w:w="100"/>
+              <w:bottom w:type="dxa" w:w="60"/>
+              <w:right w:type="dxa" w:w="100"/>
+            </w:tcMar>
+          </w:tcPr>
+          <w:p>
+            <w:pPr>
+              <w:spacing w:after="40" w:before="40" w:line="240"/>
+            </w:pPr>
+            <w:r>
+              <w:rPr>
+                <w:b w:val="false"/>
+                <w:bCs w:val="false"/>
+                <w:i w:val="false"/>
+                <w:iCs w:val="false"/>
+                <w:color w:val="1A1A1A"/>
+                <w:sz w:val="24"/>
+                <w:szCs w:val="24"/>
+              </w:rPr>
+              <w:t xml:space="preserve">Both 18 or over</w:t>
+            </w:r>
+          </w:p>
+        </w:tc>
+        <w:tc>
+          <w:tcPr>
+            <w:tcW w:type="dxa" w:w="7400"/>
+            <w:tcMar>
+              <w:top w:type="dxa" w:w="60"/>
+              <w:left w:type="dxa" w:w="100"/>
+              <w:bottom w:type="dxa" w:w="60"/>
+              <w:right w:type="dxa" w:w="100"/>
+            </w:tcMar>
+          </w:tcPr>
+          <w:p>
+            <w:pPr>
+              <w:spacing w:after="40" w:before="40" w:line="240"/>
+            </w:pPr>
+            <w:r>
+              <w:rPr>
+                <w:b w:val="false"/>
+                <w:bCs w:val="false"/>
+                <w:i w:val="false"/>
+                <w:iCs w:val="false"/>
+                <w:color w:val="1A1A1A"/>
+                <w:sz w:val="24"/>
+                <w:szCs w:val="24"/>
+              </w:rPr>
+              <w:t xml:space="preserve"/>
             </w:r>
             <w:r>
               <w:rPr>
@@ -368,77 +426,19 @@
                 <w:sz w:val="24"/>
                 <w:szCs w:val="24"/>
               </w:rPr>
-              <w:t xml:space="preserve">Never run consent analysis.</w:t>
-            </w:r>
-            <w:r>
-              <w:rPr>
-                <w:b w:val="false"/>
-                <w:bCs w:val="false"/>
-                <w:i w:val="false"/>
-                <w:iCs w:val="false"/>
-                <w:color w:val="1A1A1A"/>
-                <w:sz w:val="24"/>
-                <w:szCs w:val="24"/>
-              </w:rPr>
-              <w:t xml:space="preserve"> A minor cannot lawfully consent with an adult, so apparent willingness changes nothing.</w:t>
-            </w:r>
-          </w:p>
-        </w:tc>
-      </w:tr>
-      <w:tr>
-        <w:tc>
-          <w:tcPr>
-            <w:tcW w:type="dxa" w:w="3400"/>
-            <w:tcMar>
-              <w:top w:type="dxa" w:w="60"/>
-              <w:left w:type="dxa" w:w="100"/>
-              <w:bottom w:type="dxa" w:w="60"/>
-              <w:right w:type="dxa" w:w="100"/>
-            </w:tcMar>
-          </w:tcPr>
-          <w:p>
-            <w:pPr>
-              <w:spacing w:after="40" w:before="40" w:line="240"/>
-            </w:pPr>
-            <w:r>
-              <w:rPr>
-                <w:b w:val="false"/>
-                <w:bCs w:val="false"/>
-                <w:i w:val="false"/>
-                <w:iCs w:val="false"/>
-                <w:color w:val="1A1A1A"/>
-                <w:sz w:val="24"/>
-                <w:szCs w:val="24"/>
-              </w:rPr>
-              <w:t xml:space="preserve">Both 18 or over</w:t>
-            </w:r>
-          </w:p>
-        </w:tc>
-        <w:tc>
-          <w:tcPr>
-            <w:tcW w:type="dxa" w:w="7400"/>
-            <w:tcMar>
-              <w:top w:type="dxa" w:w="60"/>
-              <w:left w:type="dxa" w:w="100"/>
-              <w:bottom w:type="dxa" w:w="60"/>
-              <w:right w:type="dxa" w:w="100"/>
-            </w:tcMar>
-          </w:tcPr>
-          <w:p>
-            <w:pPr>
-              <w:spacing w:after="40" w:before="40" w:line="240"/>
-            </w:pPr>
-            <w:r>
-              <w:rPr>
-                <w:b w:val="false"/>
-                <w:bCs w:val="false"/>
-                <w:i w:val="false"/>
-                <w:iCs w:val="false"/>
-                <w:color w:val="1A1A1A"/>
-                <w:sz w:val="24"/>
-                <w:szCs w:val="24"/>
-              </w:rPr>
-              <w:t xml:space="preserve"/>
+              <w:t xml:space="preserve">No CPS report, any tier.</w:t>
+            </w:r>
+            <w:r>
+              <w:rPr>
+                <w:b w:val="false"/>
+                <w:bCs w:val="false"/>
+                <w:i w:val="false"/>
+                <w:iCs w:val="false"/>
+                <w:color w:val="1A1A1A"/>
+                <w:sz w:val="24"/>
+                <w:szCs w:val="24"/>
+              </w:rPr>
+              <w:t xml:space="preserve"> No child, no CANRA. PREA still applies. Sexual assault goes to the </w:t>
             </w:r>
             <w:r>
               <w:rPr>
@@ -450,30 +450,6 @@
                 <w:sz w:val="24"/>
                 <w:szCs w:val="24"/>
               </w:rPr>
-              <w:t xml:space="preserve">No CPS report on any tier.</w:t>
-            </w:r>
-            <w:r>
-              <w:rPr>
-                <w:b w:val="false"/>
-                <w:bCs w:val="false"/>
-                <w:i w:val="false"/>
-                <w:iCs w:val="false"/>
-                <w:color w:val="1A1A1A"/>
-                <w:sz w:val="24"/>
-                <w:szCs w:val="24"/>
-              </w:rPr>
-              <w:t xml:space="preserve"> No child, so no CANRA. PREA is unchanged. The external report goes to the </w:t>
-            </w:r>
-            <w:r>
-              <w:rPr>
-                <w:b/>
-                <w:bCs/>
-                <w:i w:val="false"/>
-                <w:iCs w:val="false"/>
-                <w:color w:val="1A1A1A"/>
-                <w:sz w:val="24"/>
-                <w:szCs w:val="24"/>
-              </w:rPr>
               <w:t xml:space="preserve">Sheriff</w:t>
             </w:r>
             <w:r>
@@ -486,7 +462,7 @@
                 <w:sz w:val="24"/>
                 <w:szCs w:val="24"/>
               </w:rPr>
-              <w:t xml:space="preserve">, not CPS, and only for sexual assault.</w:t>
+              <w:t xml:space="preserve">.</w:t>
             </w:r>
           </w:p>
         </w:tc>
@@ -519,7 +495,7 @@
           <w:sz w:val="34"/>
           <w:szCs w:val="34"/>
         </w:rPr>
-        <w:t xml:space="preserve">Find the conduct</w:t>
+        <w:t xml:space="preserve">What happened</w:t>
       </w:r>
     </w:p>
     <w:p>
@@ -536,7 +512,7 @@
           <w:sz w:val="24"/>
           <w:szCs w:val="24"/>
         </w:rPr>
-        <w:t xml:space="preserve">Two separate tests. They line up on touching and come apart everywhere else. Answering one never answers the other.</w:t>
+        <w:t xml:space="preserve">Two separate questions. They match on touching and part company everywhere else.</w:t>
       </w:r>
     </w:p>
     <w:tbl>
@@ -732,7 +708,7 @@
                 <w:sz w:val="24"/>
                 <w:szCs w:val="24"/>
               </w:rPr>
-              <w:t xml:space="preserve">One sexualized comment. No contact, no exposure, no threat.</w:t>
+              <w:t xml:space="preserve">One sexual comment. No contact, no exposure, no threat.</w:t>
             </w:r>
           </w:p>
         </w:tc>
@@ -847,7 +823,7 @@
                 <w:sz w:val="24"/>
                 <w:szCs w:val="24"/>
               </w:rPr>
-              <w:t xml:space="preserve">Sexualized comments or gestures, repeated and unwelcome, at the same youth.</w:t>
+              <w:t xml:space="preserve">Sexual comments or gestures, repeated, same youth.</w:t>
             </w:r>
           </w:p>
         </w:tc>
@@ -875,7 +851,7 @@
                 <w:sz w:val="24"/>
                 <w:szCs w:val="24"/>
               </w:rPr>
-              <w:t xml:space="preserve">PREA sexual harassment</w:t>
+              <w:t xml:space="preserve">Sexual harassment</w:t>
             </w:r>
           </w:p>
         </w:tc>
@@ -962,7 +938,7 @@
                 <w:sz w:val="24"/>
                 <w:szCs w:val="24"/>
               </w:rPr>
-              <w:t xml:space="preserve">Exposes genitals. No masturbation, no contact.</w:t>
+              <w:t xml:space="preserve">Exposes genitals. Nothing else.</w:t>
             </w:r>
           </w:p>
         </w:tc>
@@ -990,7 +966,7 @@
                 <w:sz w:val="24"/>
                 <w:szCs w:val="24"/>
               </w:rPr>
-              <w:t xml:space="preserve">Harassment only if repeated</w:t>
+              <w:t xml:space="preserve">Harassment if repeated</w:t>
             </w:r>
           </w:p>
         </w:tc>
@@ -1018,7 +994,7 @@
                 <w:sz w:val="24"/>
                 <w:szCs w:val="24"/>
               </w:rPr>
-              <w:t xml:space="preserve">No. Read tier 4 first</w:t>
+              <w:t xml:space="preserve">No. Read tier 4</w:t>
             </w:r>
           </w:p>
         </w:tc>
@@ -1077,7 +1053,7 @@
                 <w:sz w:val="24"/>
                 <w:szCs w:val="24"/>
               </w:rPr>
-              <w:t xml:space="preserve">Masturbates in view of another youth.</w:t>
+              <w:t xml:space="preserve">Masturbates where another youth can see.</w:t>
             </w:r>
           </w:p>
         </w:tc>
@@ -1105,7 +1081,7 @@
                 <w:sz w:val="24"/>
                 <w:szCs w:val="24"/>
               </w:rPr>
-              <w:t xml:space="preserve">Harassment only if repeated</w:t>
+              <w:t xml:space="preserve">Harassment if repeated</w:t>
             </w:r>
           </w:p>
         </w:tc>
@@ -1194,7 +1170,7 @@
                 <w:sz w:val="24"/>
                 <w:szCs w:val="24"/>
               </w:rPr>
-              <w:t xml:space="preserve">Touches genitals, anus, groin, breast, inner thigh or buttocks. Through clothing counts.</w:t>
+              <w:t xml:space="preserve">Touches genitals, anus, groin, breast, inner thigh, buttocks. Clothed counts.</w:t>
             </w:r>
           </w:p>
         </w:tc>
@@ -1223,7 +1199,7 @@
                 <w:sz w:val="24"/>
                 <w:szCs w:val="24"/>
               </w:rPr>
-              <w:t xml:space="preserve">PREA SEXUAL ABUSE</w:t>
+              <w:t xml:space="preserve">SEXUAL ABUSE</w:t>
             </w:r>
           </w:p>
         </w:tc>
@@ -1252,7 +1228,7 @@
                 <w:sz w:val="24"/>
                 <w:szCs w:val="24"/>
               </w:rPr>
-              <w:t xml:space="preserve">YES if either resident is under 18</w:t>
+              <w:t xml:space="preserve">YES if either is under 18</w:t>
             </w:r>
           </w:p>
         </w:tc>
@@ -1313,7 +1289,7 @@
                 <w:sz w:val="24"/>
                 <w:szCs w:val="24"/>
               </w:rPr>
-              <w:t xml:space="preserve">Oral, anal or penetrative contact, attempted or completed. Or anything above by force, threat or coercion.</w:t>
+              <w:t xml:space="preserve">Oral, anal or penetrative contact. Or anything above by force.</w:t>
             </w:r>
           </w:p>
         </w:tc>
@@ -1342,7 +1318,7 @@
                 <w:sz w:val="24"/>
                 <w:szCs w:val="24"/>
               </w:rPr>
-              <w:t xml:space="preserve">PREA SEXUAL ABUSE</w:t>
+              <w:t xml:space="preserve">SEXUAL ABUSE</w:t>
             </w:r>
           </w:p>
         </w:tc>
@@ -1371,7 +1347,7 @@
                 <w:sz w:val="24"/>
                 <w:szCs w:val="24"/>
               </w:rPr>
-              <w:t xml:space="preserve">YES if either resident is under 18</w:t>
+              <w:t xml:space="preserve">YES if either is under 18</w:t>
             </w:r>
           </w:p>
         </w:tc>
@@ -1421,7 +1397,7 @@
           <w:sz w:val="24"/>
           <w:szCs w:val="24"/>
         </w:rPr>
-        <w:t xml:space="preserve">Any one of these moves the incident up and forces a deliberate CPS call, whatever tier the conduct looked like.</w:t>
+        <w:t xml:space="preserve">Any one of these moves it up a tier and forces a CPS call.</w:t>
       </w:r>
     </w:p>
     <w:tbl>
@@ -1470,7 +1446,7 @@
                 <w:sz w:val="24"/>
                 <w:szCs w:val="24"/>
               </w:rPr>
-              <w:t xml:space="preserve">Force, threat, coercion or leverage of any kind, including debt, protection or commissary.</w:t>
+              <w:t xml:space="preserve">Force, threat, or leverage of any kind. Debt, protection, commissary.</w:t>
             </w:r>
           </w:p>
           <w:p>
@@ -1492,7 +1468,7 @@
                 <w:sz w:val="24"/>
                 <w:szCs w:val="24"/>
               </w:rPr>
-              <w:t xml:space="preserve">Any sign it happened before, reported or not.</w:t>
+              <w:t xml:space="preserve">Any sign it happened before.</w:t>
             </w:r>
           </w:p>
           <w:p>
@@ -1536,7 +1512,7 @@
                 <w:sz w:val="24"/>
                 <w:szCs w:val="24"/>
               </w:rPr>
-              <w:t xml:space="preserve">A significant age, size, developmental or cognitive gap between the two.</w:t>
+              <w:t xml:space="preserve">A big age, size, or ability gap.</w:t>
             </w:r>
           </w:p>
           <w:p>
@@ -1558,7 +1534,7 @@
                 <w:sz w:val="24"/>
                 <w:szCs w:val="24"/>
               </w:rPr>
-              <w:t xml:space="preserve">The target discloses prior sexual abuse, inside or outside the facility.</w:t>
+              <w:t xml:space="preserve">The target mentions past abuse, here or outside.</w:t>
             </w:r>
           </w:p>
           <w:p>
@@ -1580,7 +1556,31 @@
                 <w:sz w:val="24"/>
                 <w:szCs w:val="24"/>
               </w:rPr>
-              <w:t xml:space="preserve">Reason to suspect the youth who acted has himself been abused. That is a separate report about a different child.</w:t>
+              <w:t xml:space="preserve">You suspect the youth who acted was abused too. </w:t>
+            </w:r>
+            <w:r>
+              <w:rPr>
+                <w:b/>
+                <w:bCs/>
+                <w:i w:val="false"/>
+                <w:iCs w:val="false"/>
+                <w:color w:val="1A1A1A"/>
+                <w:sz w:val="24"/>
+                <w:szCs w:val="24"/>
+              </w:rPr>
+              <w:t xml:space="preserve">That is a second report, about a different child.</w:t>
+            </w:r>
+            <w:r>
+              <w:rPr>
+                <w:b w:val="false"/>
+                <w:bCs w:val="false"/>
+                <w:i w:val="false"/>
+                <w:iCs w:val="false"/>
+                <w:color w:val="1A1A1A"/>
+                <w:sz w:val="24"/>
+                <w:szCs w:val="24"/>
+              </w:rPr>
+              <w:t xml:space="preserve"/>
             </w:r>
           </w:p>
           <w:p>
@@ -1602,7 +1602,7 @@
                 <w:sz w:val="24"/>
                 <w:szCs w:val="24"/>
               </w:rPr>
-              <w:t xml:space="preserve">A pattern by the same youth toward more than one target.</w:t>
+              <w:t xml:space="preserve">Same youth, more than one target.</w:t>
             </w:r>
           </w:p>
           <w:p>
@@ -1636,19 +1636,19 @@
                 <w:sz w:val="24"/>
                 <w:szCs w:val="24"/>
               </w:rPr>
-              <w:t xml:space="preserve">Any staff involvement at all.</w:t>
-            </w:r>
-            <w:r>
-              <w:rPr>
-                <w:b w:val="false"/>
-                <w:bCs w:val="false"/>
-                <w:i w:val="false"/>
-                <w:iCs w:val="false"/>
-                <w:color w:val="1A1A1A"/>
-                <w:sz w:val="24"/>
-                <w:szCs w:val="24"/>
-              </w:rPr>
-              <w:t xml:space="preserve"> Off this chart entirely, and it reports regardless of tier.</w:t>
+              <w:t xml:space="preserve">Any staff involvement.</w:t>
+            </w:r>
+            <w:r>
+              <w:rPr>
+                <w:b w:val="false"/>
+                <w:bCs w:val="false"/>
+                <w:i w:val="false"/>
+                <w:iCs w:val="false"/>
+                <w:color w:val="1A1A1A"/>
+                <w:sz w:val="24"/>
+                <w:szCs w:val="24"/>
+              </w:rPr>
+              <w:t xml:space="preserve"> Off this chart. Always reports.</w:t>
             </w:r>
           </w:p>
         </w:tc>
@@ -1698,7 +1698,7 @@
           <w:sz w:val="24"/>
           <w:szCs w:val="24"/>
         </w:rPr>
-        <w:t xml:space="preserve">Cumulative: each row adds to the one above it. Spelled out in full in the guide.</w:t>
+        <w:t xml:space="preserve">Each row adds to the one above it.</w:t>
       </w:r>
     </w:p>
     <w:tbl>
@@ -1805,7 +1805,7 @@
                 <w:sz w:val="24"/>
                 <w:szCs w:val="24"/>
               </w:rPr>
-              <w:t xml:space="preserve">Every tier, including tier 1</w:t>
+              <w:t xml:space="preserve">Every tier</w:t>
             </w:r>
           </w:p>
         </w:tc>
@@ -1833,7 +1833,7 @@
                 <w:sz w:val="24"/>
                 <w:szCs w:val="24"/>
               </w:rPr>
-              <w:t xml:space="preserve">Separate the youth, check the target is safe, tell the Duty Supervisor. Incident report naming both youth, </w:t>
+              <w:t xml:space="preserve">Separate them. Check the target is safe. Tell the Duty Supervisor. Write an incident report naming both youth, </w:t>
             </w:r>
             <w:r>
               <w:rPr>
@@ -1845,19 +1845,19 @@
                 <w:sz w:val="24"/>
                 <w:szCs w:val="24"/>
               </w:rPr>
-              <w:t xml:space="preserve">the words used verbatim</w:t>
-            </w:r>
-            <w:r>
-              <w:rPr>
-                <w:b w:val="false"/>
-                <w:bCs w:val="false"/>
-                <w:i w:val="false"/>
-                <w:iCs w:val="false"/>
-                <w:color w:val="1A1A1A"/>
-                <w:sz w:val="24"/>
-                <w:szCs w:val="24"/>
-              </w:rPr>
-              <w:t xml:space="preserve">. Record your classification and your reason, including a decision not to report.</w:t>
+              <w:t xml:space="preserve">with the words they used</w:t>
+            </w:r>
+            <w:r>
+              <w:rPr>
+                <w:b w:val="false"/>
+                <w:bCs w:val="false"/>
+                <w:i w:val="false"/>
+                <w:iCs w:val="false"/>
+                <w:color w:val="1A1A1A"/>
+                <w:sz w:val="24"/>
+                <w:szCs w:val="24"/>
+              </w:rPr>
+              <w:t xml:space="preserve">. Record your tier and why, even if you decide it is nothing.</w:t>
             </w:r>
           </w:p>
         </w:tc>
@@ -1887,7 +1887,7 @@
                 <w:sz w:val="24"/>
                 <w:szCs w:val="24"/>
               </w:rPr>
-              <w:t xml:space="preserve">Add at tier 2 and above</w:t>
+              <w:t xml:space="preserve">Tier 2 and up</w:t>
             </w:r>
           </w:p>
         </w:tc>
@@ -1915,7 +1915,65 @@
                 <w:sz w:val="24"/>
                 <w:szCs w:val="24"/>
               </w:rPr>
-              <w:t xml:space="preserve">Log it as a PREA incident. If the target is at </w:t>
+              <w:t xml:space="preserve">Log it as a PREA incident. If the target is at risk right now, protect them now, before anyone investigates. Reassess housing for both. Start retaliation checks if anyone reported.</w:t>
+            </w:r>
+          </w:p>
+        </w:tc>
+      </w:tr>
+      <w:tr>
+        <w:tc>
+          <w:tcPr>
+            <w:tcW w:type="dxa" w:w="2500"/>
+            <w:tcMar>
+              <w:top w:type="dxa" w:w="60"/>
+              <w:left w:type="dxa" w:w="100"/>
+              <w:bottom w:type="dxa" w:w="60"/>
+              <w:right w:type="dxa" w:w="100"/>
+            </w:tcMar>
+          </w:tcPr>
+          <w:p>
+            <w:pPr>
+              <w:spacing w:after="40" w:before="40" w:line="240"/>
+            </w:pPr>
+            <w:r>
+              <w:rPr>
+                <w:b w:val="false"/>
+                <w:bCs w:val="false"/>
+                <w:i w:val="false"/>
+                <w:iCs w:val="false"/>
+                <w:color w:val="1A1A1A"/>
+                <w:sz w:val="24"/>
+                <w:szCs w:val="24"/>
+              </w:rPr>
+              <w:t xml:space="preserve">Tier 4 and up, where CPS is due</w:t>
+            </w:r>
+          </w:p>
+        </w:tc>
+        <w:tc>
+          <w:tcPr>
+            <w:tcW w:type="dxa" w:w="8300"/>
+            <w:tcMar>
+              <w:top w:type="dxa" w:w="60"/>
+              <w:left w:type="dxa" w:w="100"/>
+              <w:bottom w:type="dxa" w:w="60"/>
+              <w:right w:type="dxa" w:w="100"/>
+            </w:tcMar>
+          </w:tcPr>
+          <w:p>
+            <w:pPr>
+              <w:spacing w:after="40" w:before="40" w:line="240"/>
+            </w:pPr>
+            <w:r>
+              <w:rPr>
+                <w:b w:val="false"/>
+                <w:bCs w:val="false"/>
+                <w:i w:val="false"/>
+                <w:iCs w:val="false"/>
+                <w:color w:val="1A1A1A"/>
+                <w:sz w:val="24"/>
+                <w:szCs w:val="24"/>
+              </w:rPr>
+              <w:t xml:space="preserve"/>
             </w:r>
             <w:r>
               <w:rPr>
@@ -1927,19 +1985,19 @@
                 <w:sz w:val="24"/>
                 <w:szCs w:val="24"/>
               </w:rPr>
-              <w:t xml:space="preserve">substantial risk of imminent sexual abuse</w:t>
-            </w:r>
-            <w:r>
-              <w:rPr>
-                <w:b w:val="false"/>
-                <w:bCs w:val="false"/>
-                <w:i w:val="false"/>
-                <w:iCs w:val="false"/>
-                <w:color w:val="1A1A1A"/>
-                <w:sz w:val="24"/>
-                <w:szCs w:val="24"/>
-              </w:rPr>
-              <w:t xml:space="preserve">, protect now, separately from any investigation. Reassess housing for both. Retaliation monitoring if anyone reported.</w:t>
+              <w:t xml:space="preserve">Phone it in now.</w:t>
+            </w:r>
+            <w:r>
+              <w:rPr>
+                <w:b w:val="false"/>
+                <w:bCs w:val="false"/>
+                <w:i w:val="false"/>
+                <w:iCs w:val="false"/>
+                <w:color w:val="1A1A1A"/>
+                <w:sz w:val="24"/>
+                <w:szCs w:val="24"/>
+              </w:rPr>
+              <w:t xml:space="preserve"> Form SS 8572 within 36 hours. Do not wait for the investigation, the end of shift, or permission. It belongs to whoever formed the suspicion. Telling you does not discharge it.</w:t>
             </w:r>
           </w:p>
         </w:tc>
@@ -1969,7 +2027,7 @@
                 <w:sz w:val="24"/>
                 <w:szCs w:val="24"/>
               </w:rPr>
-              <w:t xml:space="preserve">Add at tier 4, where a CPS report is due</w:t>
+              <w:t xml:space="preserve">Tiers 5 and 6</w:t>
             </w:r>
           </w:p>
         </w:tc>
@@ -1997,7 +2055,7 @@
                 <w:sz w:val="24"/>
                 <w:szCs w:val="24"/>
               </w:rPr>
-              <w:t xml:space="preserve"/>
+              <w:t xml:space="preserve">Treat it as abuse from the first minute. </w:t>
             </w:r>
             <w:r>
               <w:rPr>
@@ -2009,101 +2067,19 @@
                 <w:sz w:val="24"/>
                 <w:szCs w:val="24"/>
               </w:rPr>
-              <w:t xml:space="preserve">Telephone the report immediately</w:t>
-            </w:r>
-            <w:r>
-              <w:rPr>
-                <w:b w:val="false"/>
-                <w:bCs w:val="false"/>
-                <w:i w:val="false"/>
-                <w:iCs w:val="false"/>
-                <w:color w:val="1A1A1A"/>
-                <w:sz w:val="24"/>
-                <w:szCs w:val="24"/>
-              </w:rPr>
-              <w:t xml:space="preserve">, form SS 8572 within 36 hours. Do not wait for the investigation, the end of shift, or approval. The duty belongs to whoever formed the suspicion, and telling you does not discharge it.</w:t>
-            </w:r>
-          </w:p>
-        </w:tc>
-      </w:tr>
-      <w:tr>
-        <w:tc>
-          <w:tcPr>
-            <w:tcW w:type="dxa" w:w="2500"/>
-            <w:tcMar>
-              <w:top w:type="dxa" w:w="60"/>
-              <w:left w:type="dxa" w:w="100"/>
-              <w:bottom w:type="dxa" w:w="60"/>
-              <w:right w:type="dxa" w:w="100"/>
-            </w:tcMar>
-          </w:tcPr>
-          <w:p>
-            <w:pPr>
-              <w:spacing w:after="40" w:before="40" w:line="240"/>
-            </w:pPr>
-            <w:r>
-              <w:rPr>
-                <w:b w:val="false"/>
-                <w:bCs w:val="false"/>
-                <w:i w:val="false"/>
-                <w:iCs w:val="false"/>
-                <w:color w:val="1A1A1A"/>
-                <w:sz w:val="24"/>
-                <w:szCs w:val="24"/>
-              </w:rPr>
-              <w:t xml:space="preserve">Add at tiers 5 and 6</w:t>
-            </w:r>
-          </w:p>
-        </w:tc>
-        <w:tc>
-          <w:tcPr>
-            <w:tcW w:type="dxa" w:w="8300"/>
-            <w:tcMar>
-              <w:top w:type="dxa" w:w="60"/>
-              <w:left w:type="dxa" w:w="100"/>
-              <w:bottom w:type="dxa" w:w="60"/>
-              <w:right w:type="dxa" w:w="100"/>
-            </w:tcMar>
-          </w:tcPr>
-          <w:p>
-            <w:pPr>
-              <w:spacing w:after="40" w:before="40" w:line="240"/>
-            </w:pPr>
-            <w:r>
-              <w:rPr>
-                <w:b w:val="false"/>
-                <w:bCs w:val="false"/>
-                <w:i w:val="false"/>
-                <w:iCs w:val="false"/>
-                <w:color w:val="1A1A1A"/>
-                <w:sz w:val="24"/>
-                <w:szCs w:val="24"/>
-              </w:rPr>
-              <w:t xml:space="preserve">Sexual abuse from the first moment. </w:t>
-            </w:r>
-            <w:r>
-              <w:rPr>
-                <w:b/>
-                <w:bCs/>
-                <w:i w:val="false"/>
-                <w:iCs w:val="false"/>
-                <w:color w:val="1A1A1A"/>
-                <w:sz w:val="24"/>
-                <w:szCs w:val="24"/>
-              </w:rPr>
-              <w:t xml:space="preserve">Preserve evidence</w:t>
-            </w:r>
-            <w:r>
-              <w:rPr>
-                <w:b w:val="false"/>
-                <w:bCs w:val="false"/>
-                <w:i w:val="false"/>
-                <w:iCs w:val="false"/>
-                <w:color w:val="1A1A1A"/>
-                <w:sz w:val="24"/>
-                <w:szCs w:val="24"/>
-              </w:rPr>
-              <w:t xml:space="preserve">, no showering or cleaning up. Refer for investigation, every allegation gets one. Tier 6 adds law enforcement, forensic exam off site, notice to parent or guardian and counsel.</w:t>
+              <w:t xml:space="preserve">Keep the evidence.</w:t>
+            </w:r>
+            <w:r>
+              <w:rPr>
+                <w:b w:val="false"/>
+                <w:bCs w:val="false"/>
+                <w:i w:val="false"/>
+                <w:iCs w:val="false"/>
+                <w:color w:val="1A1A1A"/>
+                <w:sz w:val="24"/>
+                <w:szCs w:val="24"/>
+              </w:rPr>
+              <w:t xml:space="preserve"> No showering, no cleaning up. Refer it. Every allegation gets investigated. Tier 6 also means law enforcement, a forensic exam off site, and notice to parent or guardian and counsel.</w:t>
             </w:r>
           </w:p>
         </w:tc>
@@ -2136,7 +2112,7 @@
           <w:sz w:val="34"/>
           <w:szCs w:val="34"/>
         </w:rPr>
-        <w:t xml:space="preserve">Write the classification down</w:t>
+        <w:t xml:space="preserve">Write it down</w:t>
       </w:r>
     </w:p>
     <w:p>
@@ -2153,7 +2129,7 @@
           <w:sz w:val="24"/>
           <w:szCs w:val="24"/>
         </w:rPr>
-        <w:t xml:space="preserve">Every time, including when you decide it is nothing. Sexual harassment requires repetition, and repetition only exists if the first one was written down.</w:t>
+        <w:t xml:space="preserve">Every time. Even when you decide it is nothing.</w:t>
       </w:r>
     </w:p>
     <w:tbl>
@@ -2375,19 +2351,19 @@
                 <w:sz w:val="24"/>
                 <w:szCs w:val="24"/>
               </w:rPr>
-              <w:t xml:space="preserve">If you are genuinely unsure, report.</w:t>
-            </w:r>
-            <w:r>
-              <w:rPr>
-                <w:b w:val="false"/>
-                <w:bCs w:val="false"/>
-                <w:i w:val="false"/>
-                <w:iCs w:val="false"/>
-                <w:color w:val="1A1A1A"/>
-                <w:sz w:val="24"/>
-                <w:szCs w:val="24"/>
-              </w:rPr>
-              <w:t xml:space="preserve"> The CANRA threshold is reasonable suspicion, which is deliberately low. Reporters have immunity. Failing to report is a crime. The risk is asymmetric on purpose, so classify fast where the chart is clear and report where it is not.</w:t>
+              <w:t xml:space="preserve">Not sure? Report.</w:t>
+            </w:r>
+            <w:r>
+              <w:rPr>
+                <w:b w:val="false"/>
+                <w:bCs w:val="false"/>
+                <w:i w:val="false"/>
+                <w:iCs w:val="false"/>
+                <w:color w:val="1A1A1A"/>
+                <w:sz w:val="24"/>
+                <w:szCs w:val="24"/>
+              </w:rPr>
+              <w:t xml:space="preserve"> The threshold is reasonable suspicion, which is low on purpose. You have immunity. Not reporting is a crime.</w:t>
             </w:r>
           </w:p>
         </w:tc>
@@ -2407,7 +2383,7 @@
           <w:sz w:val="24"/>
           <w:szCs w:val="24"/>
         </w:rPr>
-        <w:t xml:space="preserve">Not legal advice. Statutory questions, and every CANRA call in the grey, go to County Counsel.  </w:t>
+        <w:t xml:space="preserve">Not legal advice. Grey calls go to County Counsel.  </w:t>
       </w:r>
       <w:r>
         <w:rPr>
